--- a/Github-2 Subir-arquivos-da-pasta-local-para-repositorio.docx
+++ b/Github-2 Subir-arquivos-da-pasta-local-para-repositorio.docx
@@ -6,8 +6,6 @@
       <w:r>
         <w:t>Em 14-05-2026</w:t>
       </w:r>
-      <w:bookmarkStart w:id="0" w:name="_GoBack"/>
-      <w:bookmarkEnd w:id="0"/>
     </w:p>
     <w:p>
       <w:pPr>
@@ -625,8 +623,9 @@
         <w:spacing w:after="0" w:line="240" w:lineRule="auto"/>
         <w:rPr>
           <w:rFonts w:ascii="Courier New" w:eastAsia="Times New Roman" w:hAnsi="Courier New" w:cs="Courier New"/>
-          <w:sz w:val="20"/>
-          <w:szCs w:val="20"/>
+          <w:b/>
+          <w:sz w:val="24"/>
+          <w:szCs w:val="24"/>
           <w:lang w:eastAsia="pt-BR"/>
         </w:rPr>
       </w:pPr>
@@ -635,8 +634,9 @@
       <w:r>
         <w:rPr>
           <w:rFonts w:ascii="Courier New" w:eastAsia="Times New Roman" w:hAnsi="Courier New" w:cs="Courier New"/>
-          <w:sz w:val="20"/>
-          <w:szCs w:val="20"/>
+          <w:b/>
+          <w:sz w:val="24"/>
+          <w:szCs w:val="24"/>
           <w:lang w:eastAsia="pt-BR"/>
         </w:rPr>
         <w:t>git</w:t>
@@ -646,8 +646,9 @@
       <w:r>
         <w:rPr>
           <w:rFonts w:ascii="Courier New" w:eastAsia="Times New Roman" w:hAnsi="Courier New" w:cs="Courier New"/>
-          <w:sz w:val="20"/>
-          <w:szCs w:val="20"/>
+          <w:b/>
+          <w:sz w:val="24"/>
+          <w:szCs w:val="24"/>
           <w:lang w:eastAsia="pt-BR"/>
         </w:rPr>
         <w:t xml:space="preserve"> </w:t>
@@ -656,8 +657,9 @@
       <w:r>
         <w:rPr>
           <w:rFonts w:ascii="Courier New" w:eastAsia="Times New Roman" w:hAnsi="Courier New" w:cs="Courier New"/>
-          <w:sz w:val="20"/>
-          <w:szCs w:val="20"/>
+          <w:b/>
+          <w:sz w:val="24"/>
+          <w:szCs w:val="24"/>
           <w:lang w:eastAsia="pt-BR"/>
         </w:rPr>
         <w:t>init</w:t>
@@ -812,8 +814,9 @@
         <w:spacing w:after="0" w:line="240" w:lineRule="auto"/>
         <w:rPr>
           <w:rFonts w:ascii="Courier New" w:eastAsia="Times New Roman" w:hAnsi="Courier New" w:cs="Courier New"/>
-          <w:sz w:val="20"/>
-          <w:szCs w:val="20"/>
+          <w:b/>
+          <w:sz w:val="24"/>
+          <w:szCs w:val="24"/>
           <w:lang w:eastAsia="pt-BR"/>
         </w:rPr>
       </w:pPr>
@@ -822,8 +825,9 @@
       <w:r>
         <w:rPr>
           <w:rFonts w:ascii="Courier New" w:eastAsia="Times New Roman" w:hAnsi="Courier New" w:cs="Courier New"/>
-          <w:sz w:val="20"/>
-          <w:szCs w:val="20"/>
+          <w:b/>
+          <w:sz w:val="24"/>
+          <w:szCs w:val="24"/>
           <w:lang w:eastAsia="pt-BR"/>
         </w:rPr>
         <w:t>git</w:t>
@@ -833,8 +837,9 @@
       <w:r>
         <w:rPr>
           <w:rFonts w:ascii="Courier New" w:eastAsia="Times New Roman" w:hAnsi="Courier New" w:cs="Courier New"/>
-          <w:sz w:val="20"/>
-          <w:szCs w:val="20"/>
+          <w:b/>
+          <w:sz w:val="24"/>
+          <w:szCs w:val="24"/>
           <w:lang w:eastAsia="pt-BR"/>
         </w:rPr>
         <w:t xml:space="preserve"> </w:t>
@@ -843,8 +848,9 @@
       <w:r>
         <w:rPr>
           <w:rFonts w:ascii="Courier New" w:eastAsia="Times New Roman" w:hAnsi="Courier New" w:cs="Courier New"/>
-          <w:sz w:val="20"/>
-          <w:szCs w:val="20"/>
+          <w:b/>
+          <w:sz w:val="24"/>
+          <w:szCs w:val="24"/>
           <w:lang w:eastAsia="pt-BR"/>
         </w:rPr>
         <w:t>branch</w:t>
@@ -853,8 +859,9 @@
       <w:r>
         <w:rPr>
           <w:rFonts w:ascii="Courier New" w:eastAsia="Times New Roman" w:hAnsi="Courier New" w:cs="Courier New"/>
-          <w:sz w:val="20"/>
-          <w:szCs w:val="20"/>
+          <w:b/>
+          <w:sz w:val="24"/>
+          <w:szCs w:val="24"/>
           <w:lang w:eastAsia="pt-BR"/>
         </w:rPr>
         <w:t xml:space="preserve"> -M </w:t>
@@ -863,8 +870,9 @@
       <w:r>
         <w:rPr>
           <w:rFonts w:ascii="Courier New" w:eastAsia="Times New Roman" w:hAnsi="Courier New" w:cs="Courier New"/>
-          <w:sz w:val="20"/>
-          <w:szCs w:val="20"/>
+          <w:b/>
+          <w:sz w:val="24"/>
+          <w:szCs w:val="24"/>
           <w:lang w:eastAsia="pt-BR"/>
         </w:rPr>
         <w:t>main</w:t>
@@ -977,8 +985,9 @@
       <w:r>
         <w:rPr>
           <w:rFonts w:ascii="Courier New" w:eastAsia="Times New Roman" w:hAnsi="Courier New" w:cs="Courier New"/>
-          <w:sz w:val="20"/>
-          <w:szCs w:val="20"/>
+          <w:b/>
+          <w:sz w:val="24"/>
+          <w:szCs w:val="24"/>
           <w:lang w:eastAsia="pt-BR"/>
         </w:rPr>
         <w:t>git</w:t>
@@ -988,8 +997,9 @@
       <w:r>
         <w:rPr>
           <w:rFonts w:ascii="Courier New" w:eastAsia="Times New Roman" w:hAnsi="Courier New" w:cs="Courier New"/>
-          <w:sz w:val="20"/>
-          <w:szCs w:val="20"/>
+          <w:b/>
+          <w:sz w:val="24"/>
+          <w:szCs w:val="24"/>
           <w:lang w:eastAsia="pt-BR"/>
         </w:rPr>
         <w:t xml:space="preserve"> </w:t>
@@ -998,8 +1008,9 @@
       <w:r>
         <w:rPr>
           <w:rFonts w:ascii="Courier New" w:eastAsia="Times New Roman" w:hAnsi="Courier New" w:cs="Courier New"/>
-          <w:sz w:val="20"/>
-          <w:szCs w:val="20"/>
+          <w:b/>
+          <w:sz w:val="24"/>
+          <w:szCs w:val="24"/>
           <w:lang w:eastAsia="pt-BR"/>
         </w:rPr>
         <w:t>remote</w:t>
@@ -1008,8 +1019,9 @@
       <w:r>
         <w:rPr>
           <w:rFonts w:ascii="Courier New" w:eastAsia="Times New Roman" w:hAnsi="Courier New" w:cs="Courier New"/>
-          <w:sz w:val="20"/>
-          <w:szCs w:val="20"/>
+          <w:b/>
+          <w:sz w:val="24"/>
+          <w:szCs w:val="24"/>
           <w:lang w:eastAsia="pt-BR"/>
         </w:rPr>
         <w:t xml:space="preserve"> </w:t>
@@ -1018,8 +1030,9 @@
       <w:r>
         <w:rPr>
           <w:rFonts w:ascii="Courier New" w:eastAsia="Times New Roman" w:hAnsi="Courier New" w:cs="Courier New"/>
-          <w:sz w:val="20"/>
-          <w:szCs w:val="20"/>
+          <w:b/>
+          <w:sz w:val="24"/>
+          <w:szCs w:val="24"/>
           <w:lang w:eastAsia="pt-BR"/>
         </w:rPr>
         <w:t>add</w:t>
@@ -1028,8 +1041,9 @@
       <w:r>
         <w:rPr>
           <w:rFonts w:ascii="Courier New" w:eastAsia="Times New Roman" w:hAnsi="Courier New" w:cs="Courier New"/>
-          <w:sz w:val="20"/>
-          <w:szCs w:val="20"/>
+          <w:b/>
+          <w:sz w:val="24"/>
+          <w:szCs w:val="24"/>
           <w:lang w:eastAsia="pt-BR"/>
         </w:rPr>
         <w:t xml:space="preserve"> </w:t>
@@ -1038,8 +1052,9 @@
       <w:r>
         <w:rPr>
           <w:rFonts w:ascii="Courier New" w:eastAsia="Times New Roman" w:hAnsi="Courier New" w:cs="Courier New"/>
-          <w:sz w:val="20"/>
-          <w:szCs w:val="20"/>
+          <w:b/>
+          <w:sz w:val="24"/>
+          <w:szCs w:val="24"/>
           <w:lang w:eastAsia="pt-BR"/>
         </w:rPr>
         <w:t>origin</w:t>
@@ -1190,8 +1205,9 @@
         <w:spacing w:after="0" w:line="240" w:lineRule="auto"/>
         <w:rPr>
           <w:rFonts w:ascii="Courier New" w:eastAsia="Times New Roman" w:hAnsi="Courier New" w:cs="Courier New"/>
-          <w:sz w:val="20"/>
-          <w:szCs w:val="20"/>
+          <w:b/>
+          <w:sz w:val="24"/>
+          <w:szCs w:val="24"/>
           <w:lang w:eastAsia="pt-BR"/>
         </w:rPr>
       </w:pPr>
@@ -1200,8 +1216,9 @@
       <w:r>
         <w:rPr>
           <w:rFonts w:ascii="Courier New" w:eastAsia="Times New Roman" w:hAnsi="Courier New" w:cs="Courier New"/>
-          <w:sz w:val="20"/>
-          <w:szCs w:val="20"/>
+          <w:b/>
+          <w:sz w:val="24"/>
+          <w:szCs w:val="24"/>
           <w:lang w:eastAsia="pt-BR"/>
         </w:rPr>
         <w:t>git</w:t>
@@ -1211,8 +1228,9 @@
       <w:r>
         <w:rPr>
           <w:rFonts w:ascii="Courier New" w:eastAsia="Times New Roman" w:hAnsi="Courier New" w:cs="Courier New"/>
-          <w:sz w:val="20"/>
-          <w:szCs w:val="20"/>
+          <w:b/>
+          <w:sz w:val="24"/>
+          <w:szCs w:val="24"/>
           <w:lang w:eastAsia="pt-BR"/>
         </w:rPr>
         <w:t xml:space="preserve"> </w:t>
@@ -1221,8 +1239,9 @@
       <w:r>
         <w:rPr>
           <w:rFonts w:ascii="Courier New" w:eastAsia="Times New Roman" w:hAnsi="Courier New" w:cs="Courier New"/>
-          <w:sz w:val="20"/>
-          <w:szCs w:val="20"/>
+          <w:b/>
+          <w:sz w:val="24"/>
+          <w:szCs w:val="24"/>
           <w:lang w:eastAsia="pt-BR"/>
         </w:rPr>
         <w:t>add</w:t>
@@ -1231,8 +1250,9 @@
       <w:r>
         <w:rPr>
           <w:rFonts w:ascii="Courier New" w:eastAsia="Times New Roman" w:hAnsi="Courier New" w:cs="Courier New"/>
-          <w:sz w:val="20"/>
-          <w:szCs w:val="20"/>
+          <w:b/>
+          <w:sz w:val="24"/>
+          <w:szCs w:val="24"/>
           <w:lang w:eastAsia="pt-BR"/>
         </w:rPr>
         <w:t xml:space="preserve"> .</w:t>
@@ -1334,8 +1354,9 @@
         <w:spacing w:after="0" w:line="240" w:lineRule="auto"/>
         <w:rPr>
           <w:rFonts w:ascii="Courier New" w:eastAsia="Times New Roman" w:hAnsi="Courier New" w:cs="Courier New"/>
-          <w:sz w:val="20"/>
-          <w:szCs w:val="20"/>
+          <w:b/>
+          <w:sz w:val="24"/>
+          <w:szCs w:val="24"/>
           <w:lang w:eastAsia="pt-BR"/>
         </w:rPr>
       </w:pPr>
@@ -1344,8 +1365,9 @@
       <w:r>
         <w:rPr>
           <w:rFonts w:ascii="Courier New" w:eastAsia="Times New Roman" w:hAnsi="Courier New" w:cs="Courier New"/>
-          <w:sz w:val="20"/>
-          <w:szCs w:val="20"/>
+          <w:b/>
+          <w:sz w:val="24"/>
+          <w:szCs w:val="24"/>
           <w:lang w:eastAsia="pt-BR"/>
         </w:rPr>
         <w:t>git</w:t>
@@ -1355,8 +1377,9 @@
       <w:r>
         <w:rPr>
           <w:rFonts w:ascii="Courier New" w:eastAsia="Times New Roman" w:hAnsi="Courier New" w:cs="Courier New"/>
-          <w:sz w:val="20"/>
-          <w:szCs w:val="20"/>
+          <w:b/>
+          <w:sz w:val="24"/>
+          <w:szCs w:val="24"/>
           <w:lang w:eastAsia="pt-BR"/>
         </w:rPr>
         <w:t xml:space="preserve"> </w:t>
@@ -1365,8 +1388,9 @@
       <w:r>
         <w:rPr>
           <w:rFonts w:ascii="Courier New" w:eastAsia="Times New Roman" w:hAnsi="Courier New" w:cs="Courier New"/>
-          <w:sz w:val="20"/>
-          <w:szCs w:val="20"/>
+          <w:b/>
+          <w:sz w:val="24"/>
+          <w:szCs w:val="24"/>
           <w:lang w:eastAsia="pt-BR"/>
         </w:rPr>
         <w:t>commit</w:t>
@@ -1375,8 +1399,9 @@
       <w:r>
         <w:rPr>
           <w:rFonts w:ascii="Courier New" w:eastAsia="Times New Roman" w:hAnsi="Courier New" w:cs="Courier New"/>
-          <w:sz w:val="20"/>
-          <w:szCs w:val="20"/>
+          <w:b/>
+          <w:sz w:val="24"/>
+          <w:szCs w:val="24"/>
           <w:lang w:eastAsia="pt-BR"/>
         </w:rPr>
         <w:t xml:space="preserve"> -m </w:t>
@@ -1384,9 +1409,10 @@
       <w:r>
         <w:rPr>
           <w:rFonts w:ascii="Courier New" w:eastAsia="Times New Roman" w:hAnsi="Courier New" w:cs="Courier New"/>
+          <w:b/>
           <w:color w:val="188038"/>
-          <w:sz w:val="20"/>
-          <w:szCs w:val="20"/>
+          <w:sz w:val="24"/>
+          <w:szCs w:val="24"/>
           <w:lang w:eastAsia="pt-BR"/>
         </w:rPr>
         <w:t>"upload dos arquivos do SENAC"</w:t>
@@ -1488,8 +1514,9 @@
         <w:spacing w:after="0" w:line="240" w:lineRule="auto"/>
         <w:rPr>
           <w:rFonts w:ascii="Courier New" w:eastAsia="Times New Roman" w:hAnsi="Courier New" w:cs="Courier New"/>
-          <w:sz w:val="20"/>
-          <w:szCs w:val="20"/>
+          <w:b/>
+          <w:sz w:val="24"/>
+          <w:szCs w:val="24"/>
           <w:lang w:eastAsia="pt-BR"/>
         </w:rPr>
       </w:pPr>
@@ -1498,8 +1525,9 @@
       <w:r>
         <w:rPr>
           <w:rFonts w:ascii="Courier New" w:eastAsia="Times New Roman" w:hAnsi="Courier New" w:cs="Courier New"/>
-          <w:sz w:val="20"/>
-          <w:szCs w:val="20"/>
+          <w:b/>
+          <w:sz w:val="24"/>
+          <w:szCs w:val="24"/>
           <w:lang w:eastAsia="pt-BR"/>
         </w:rPr>
         <w:t>git</w:t>
@@ -1509,8 +1537,9 @@
       <w:r>
         <w:rPr>
           <w:rFonts w:ascii="Courier New" w:eastAsia="Times New Roman" w:hAnsi="Courier New" w:cs="Courier New"/>
-          <w:sz w:val="20"/>
-          <w:szCs w:val="20"/>
+          <w:b/>
+          <w:sz w:val="24"/>
+          <w:szCs w:val="24"/>
           <w:lang w:eastAsia="pt-BR"/>
         </w:rPr>
         <w:t xml:space="preserve"> status</w:t>
@@ -1664,8 +1693,9 @@
         <w:spacing w:after="0" w:line="240" w:lineRule="auto"/>
         <w:rPr>
           <w:rFonts w:ascii="Courier New" w:eastAsia="Times New Roman" w:hAnsi="Courier New" w:cs="Courier New"/>
-          <w:sz w:val="20"/>
-          <w:szCs w:val="20"/>
+          <w:b/>
+          <w:sz w:val="24"/>
+          <w:szCs w:val="24"/>
           <w:lang w:eastAsia="pt-BR"/>
         </w:rPr>
       </w:pPr>
@@ -1674,8 +1704,9 @@
       <w:r>
         <w:rPr>
           <w:rFonts w:ascii="Courier New" w:eastAsia="Times New Roman" w:hAnsi="Courier New" w:cs="Courier New"/>
-          <w:sz w:val="20"/>
-          <w:szCs w:val="20"/>
+          <w:b/>
+          <w:sz w:val="24"/>
+          <w:szCs w:val="24"/>
           <w:lang w:eastAsia="pt-BR"/>
         </w:rPr>
         <w:t>git</w:t>
@@ -1685,8 +1716,9 @@
       <w:r>
         <w:rPr>
           <w:rFonts w:ascii="Courier New" w:eastAsia="Times New Roman" w:hAnsi="Courier New" w:cs="Courier New"/>
-          <w:sz w:val="20"/>
-          <w:szCs w:val="20"/>
+          <w:b/>
+          <w:sz w:val="24"/>
+          <w:szCs w:val="24"/>
           <w:lang w:eastAsia="pt-BR"/>
         </w:rPr>
         <w:t xml:space="preserve"> </w:t>
@@ -1695,8 +1727,9 @@
       <w:r>
         <w:rPr>
           <w:rFonts w:ascii="Courier New" w:eastAsia="Times New Roman" w:hAnsi="Courier New" w:cs="Courier New"/>
-          <w:sz w:val="20"/>
-          <w:szCs w:val="20"/>
+          <w:b/>
+          <w:sz w:val="24"/>
+          <w:szCs w:val="24"/>
           <w:lang w:eastAsia="pt-BR"/>
         </w:rPr>
         <w:t>push</w:t>
@@ -1705,8 +1738,9 @@
       <w:r>
         <w:rPr>
           <w:rFonts w:ascii="Courier New" w:eastAsia="Times New Roman" w:hAnsi="Courier New" w:cs="Courier New"/>
-          <w:sz w:val="20"/>
-          <w:szCs w:val="20"/>
+          <w:b/>
+          <w:sz w:val="24"/>
+          <w:szCs w:val="24"/>
           <w:lang w:eastAsia="pt-BR"/>
         </w:rPr>
         <w:t xml:space="preserve"> -u </w:t>
@@ -1715,8 +1749,9 @@
       <w:r>
         <w:rPr>
           <w:rFonts w:ascii="Courier New" w:eastAsia="Times New Roman" w:hAnsi="Courier New" w:cs="Courier New"/>
-          <w:sz w:val="20"/>
-          <w:szCs w:val="20"/>
+          <w:b/>
+          <w:sz w:val="24"/>
+          <w:szCs w:val="24"/>
           <w:lang w:eastAsia="pt-BR"/>
         </w:rPr>
         <w:t>origin</w:t>
@@ -1725,8 +1760,9 @@
       <w:r>
         <w:rPr>
           <w:rFonts w:ascii="Courier New" w:eastAsia="Times New Roman" w:hAnsi="Courier New" w:cs="Courier New"/>
-          <w:sz w:val="20"/>
-          <w:szCs w:val="20"/>
+          <w:b/>
+          <w:sz w:val="24"/>
+          <w:szCs w:val="24"/>
           <w:lang w:eastAsia="pt-BR"/>
         </w:rPr>
         <w:t xml:space="preserve"> </w:t>
@@ -1735,8 +1771,9 @@
       <w:r>
         <w:rPr>
           <w:rFonts w:ascii="Courier New" w:eastAsia="Times New Roman" w:hAnsi="Courier New" w:cs="Courier New"/>
-          <w:sz w:val="20"/>
-          <w:szCs w:val="20"/>
+          <w:b/>
+          <w:sz w:val="24"/>
+          <w:szCs w:val="24"/>
           <w:lang w:eastAsia="pt-BR"/>
         </w:rPr>
         <w:t>main</w:t>
@@ -1847,7 +1884,6 @@
           <w:szCs w:val="30"/>
           <w:lang w:eastAsia="pt-BR"/>
         </w:rPr>
-        <w:lastRenderedPageBreak/>
         <w:t>1. Boa Prática Antes de Começar</w:t>
       </w:r>
     </w:p>
@@ -1930,6 +1966,7 @@
           <w:szCs w:val="20"/>
           <w:lang w:eastAsia="pt-BR"/>
         </w:rPr>
+        <w:lastRenderedPageBreak/>
         <w:t># Volta para a linha do tempo principal</w:t>
       </w:r>
     </w:p>
@@ -1957,8 +1994,9 @@
         <w:spacing w:after="0" w:line="240" w:lineRule="auto"/>
         <w:rPr>
           <w:rFonts w:ascii="Courier New" w:eastAsia="Times New Roman" w:hAnsi="Courier New" w:cs="Courier New"/>
-          <w:sz w:val="20"/>
-          <w:szCs w:val="20"/>
+          <w:b/>
+          <w:sz w:val="24"/>
+          <w:szCs w:val="24"/>
           <w:lang w:eastAsia="pt-BR"/>
         </w:rPr>
       </w:pPr>
@@ -1967,8 +2005,9 @@
       <w:r>
         <w:rPr>
           <w:rFonts w:ascii="Courier New" w:eastAsia="Times New Roman" w:hAnsi="Courier New" w:cs="Courier New"/>
-          <w:sz w:val="20"/>
-          <w:szCs w:val="20"/>
+          <w:b/>
+          <w:sz w:val="24"/>
+          <w:szCs w:val="24"/>
           <w:lang w:eastAsia="pt-BR"/>
         </w:rPr>
         <w:t>git</w:t>
@@ -1978,8 +2017,9 @@
       <w:r>
         <w:rPr>
           <w:rFonts w:ascii="Courier New" w:eastAsia="Times New Roman" w:hAnsi="Courier New" w:cs="Courier New"/>
-          <w:sz w:val="20"/>
-          <w:szCs w:val="20"/>
+          <w:b/>
+          <w:sz w:val="24"/>
+          <w:szCs w:val="24"/>
           <w:lang w:eastAsia="pt-BR"/>
         </w:rPr>
         <w:t xml:space="preserve"> </w:t>
@@ -1988,8 +2028,9 @@
       <w:r>
         <w:rPr>
           <w:rFonts w:ascii="Courier New" w:eastAsia="Times New Roman" w:hAnsi="Courier New" w:cs="Courier New"/>
-          <w:sz w:val="20"/>
-          <w:szCs w:val="20"/>
+          <w:b/>
+          <w:sz w:val="24"/>
+          <w:szCs w:val="24"/>
           <w:lang w:eastAsia="pt-BR"/>
         </w:rPr>
         <w:t>checkout</w:t>
@@ -1998,8 +2039,9 @@
       <w:r>
         <w:rPr>
           <w:rFonts w:ascii="Courier New" w:eastAsia="Times New Roman" w:hAnsi="Courier New" w:cs="Courier New"/>
-          <w:sz w:val="20"/>
-          <w:szCs w:val="20"/>
+          <w:b/>
+          <w:sz w:val="24"/>
+          <w:szCs w:val="24"/>
           <w:lang w:eastAsia="pt-BR"/>
         </w:rPr>
         <w:t xml:space="preserve"> </w:t>
@@ -2008,8 +2050,9 @@
       <w:r>
         <w:rPr>
           <w:rFonts w:ascii="Courier New" w:eastAsia="Times New Roman" w:hAnsi="Courier New" w:cs="Courier New"/>
-          <w:sz w:val="20"/>
-          <w:szCs w:val="20"/>
+          <w:b/>
+          <w:sz w:val="24"/>
+          <w:szCs w:val="24"/>
           <w:lang w:eastAsia="pt-BR"/>
         </w:rPr>
         <w:t>main</w:t>
@@ -2112,8 +2155,9 @@
         <w:spacing w:after="0" w:line="240" w:lineRule="auto"/>
         <w:rPr>
           <w:rFonts w:ascii="Courier New" w:eastAsia="Times New Roman" w:hAnsi="Courier New" w:cs="Courier New"/>
-          <w:sz w:val="20"/>
-          <w:szCs w:val="20"/>
+          <w:b/>
+          <w:sz w:val="24"/>
+          <w:szCs w:val="24"/>
           <w:lang w:eastAsia="pt-BR"/>
         </w:rPr>
       </w:pPr>
@@ -2122,8 +2166,9 @@
       <w:r>
         <w:rPr>
           <w:rFonts w:ascii="Courier New" w:eastAsia="Times New Roman" w:hAnsi="Courier New" w:cs="Courier New"/>
-          <w:sz w:val="20"/>
-          <w:szCs w:val="20"/>
+          <w:b/>
+          <w:sz w:val="24"/>
+          <w:szCs w:val="24"/>
           <w:lang w:eastAsia="pt-BR"/>
         </w:rPr>
         <w:t>git</w:t>
@@ -2133,8 +2178,9 @@
       <w:r>
         <w:rPr>
           <w:rFonts w:ascii="Courier New" w:eastAsia="Times New Roman" w:hAnsi="Courier New" w:cs="Courier New"/>
-          <w:sz w:val="20"/>
-          <w:szCs w:val="20"/>
+          <w:b/>
+          <w:sz w:val="24"/>
+          <w:szCs w:val="24"/>
           <w:lang w:eastAsia="pt-BR"/>
         </w:rPr>
         <w:t xml:space="preserve"> </w:t>
@@ -2143,8 +2189,9 @@
       <w:r>
         <w:rPr>
           <w:rFonts w:ascii="Courier New" w:eastAsia="Times New Roman" w:hAnsi="Courier New" w:cs="Courier New"/>
-          <w:sz w:val="20"/>
-          <w:szCs w:val="20"/>
+          <w:b/>
+          <w:sz w:val="24"/>
+          <w:szCs w:val="24"/>
           <w:lang w:eastAsia="pt-BR"/>
         </w:rPr>
         <w:t>pull</w:t>
@@ -2333,8 +2380,9 @@
         <w:spacing w:after="0" w:line="240" w:lineRule="auto"/>
         <w:rPr>
           <w:rFonts w:ascii="Courier New" w:eastAsia="Times New Roman" w:hAnsi="Courier New" w:cs="Courier New"/>
-          <w:sz w:val="20"/>
-          <w:szCs w:val="20"/>
+          <w:b/>
+          <w:sz w:val="24"/>
+          <w:szCs w:val="24"/>
           <w:lang w:eastAsia="pt-BR"/>
         </w:rPr>
       </w:pPr>
@@ -2343,8 +2391,9 @@
       <w:r>
         <w:rPr>
           <w:rFonts w:ascii="Courier New" w:eastAsia="Times New Roman" w:hAnsi="Courier New" w:cs="Courier New"/>
-          <w:sz w:val="20"/>
-          <w:szCs w:val="20"/>
+          <w:b/>
+          <w:sz w:val="24"/>
+          <w:szCs w:val="24"/>
           <w:lang w:eastAsia="pt-BR"/>
         </w:rPr>
         <w:t>git</w:t>
@@ -2354,8 +2403,9 @@
       <w:r>
         <w:rPr>
           <w:rFonts w:ascii="Courier New" w:eastAsia="Times New Roman" w:hAnsi="Courier New" w:cs="Courier New"/>
-          <w:sz w:val="20"/>
-          <w:szCs w:val="20"/>
+          <w:b/>
+          <w:sz w:val="24"/>
+          <w:szCs w:val="24"/>
           <w:lang w:eastAsia="pt-BR"/>
         </w:rPr>
         <w:t xml:space="preserve"> </w:t>
@@ -2364,8 +2414,9 @@
       <w:r>
         <w:rPr>
           <w:rFonts w:ascii="Courier New" w:eastAsia="Times New Roman" w:hAnsi="Courier New" w:cs="Courier New"/>
-          <w:sz w:val="20"/>
-          <w:szCs w:val="20"/>
+          <w:b/>
+          <w:sz w:val="24"/>
+          <w:szCs w:val="24"/>
           <w:lang w:eastAsia="pt-BR"/>
         </w:rPr>
         <w:t>checkout</w:t>
@@ -2374,8 +2425,9 @@
       <w:r>
         <w:rPr>
           <w:rFonts w:ascii="Courier New" w:eastAsia="Times New Roman" w:hAnsi="Courier New" w:cs="Courier New"/>
-          <w:sz w:val="20"/>
-          <w:szCs w:val="20"/>
+          <w:b/>
+          <w:sz w:val="24"/>
+          <w:szCs w:val="24"/>
           <w:lang w:eastAsia="pt-BR"/>
         </w:rPr>
         <w:t xml:space="preserve"> -b trabalhos-uc2</w:t>
@@ -2431,10 +2483,11 @@
       <w:r>
         <w:rPr>
           <w:rFonts w:ascii="Courier New" w:eastAsia="Times New Roman" w:hAnsi="Courier New" w:cs="Courier New"/>
+          <w:b/>
           <w:i/>
           <w:iCs/>
-          <w:sz w:val="20"/>
-          <w:szCs w:val="20"/>
+          <w:sz w:val="24"/>
+          <w:szCs w:val="24"/>
           <w:bdr w:val="single" w:sz="6" w:space="2" w:color="F4F6F7" w:frame="1"/>
           <w:shd w:val="clear" w:color="auto" w:fill="F4F6F7"/>
           <w:lang w:eastAsia="pt-BR"/>
@@ -2445,10 +2498,11 @@
       <w:r>
         <w:rPr>
           <w:rFonts w:ascii="Courier New" w:eastAsia="Times New Roman" w:hAnsi="Courier New" w:cs="Courier New"/>
+          <w:b/>
           <w:i/>
           <w:iCs/>
-          <w:sz w:val="20"/>
-          <w:szCs w:val="20"/>
+          <w:sz w:val="24"/>
+          <w:szCs w:val="24"/>
           <w:bdr w:val="single" w:sz="6" w:space="2" w:color="F4F6F7" w:frame="1"/>
           <w:shd w:val="clear" w:color="auto" w:fill="F4F6F7"/>
           <w:lang w:eastAsia="pt-BR"/>
@@ -2459,10 +2513,11 @@
       <w:r>
         <w:rPr>
           <w:rFonts w:ascii="Courier New" w:eastAsia="Times New Roman" w:hAnsi="Courier New" w:cs="Courier New"/>
+          <w:b/>
           <w:i/>
           <w:iCs/>
-          <w:sz w:val="20"/>
-          <w:szCs w:val="20"/>
+          <w:sz w:val="24"/>
+          <w:szCs w:val="24"/>
           <w:bdr w:val="single" w:sz="6" w:space="2" w:color="F4F6F7" w:frame="1"/>
           <w:shd w:val="clear" w:color="auto" w:fill="F4F6F7"/>
           <w:lang w:eastAsia="pt-BR"/>
@@ -2473,10 +2528,11 @@
       <w:r>
         <w:rPr>
           <w:rFonts w:ascii="Courier New" w:eastAsia="Times New Roman" w:hAnsi="Courier New" w:cs="Courier New"/>
+          <w:b/>
           <w:i/>
           <w:iCs/>
-          <w:sz w:val="20"/>
-          <w:szCs w:val="20"/>
+          <w:sz w:val="24"/>
+          <w:szCs w:val="24"/>
           <w:bdr w:val="single" w:sz="6" w:space="2" w:color="F4F6F7" w:frame="1"/>
           <w:shd w:val="clear" w:color="auto" w:fill="F4F6F7"/>
           <w:lang w:eastAsia="pt-BR"/>
@@ -2486,6 +2542,7 @@
       <w:r>
         <w:rPr>
           <w:rFonts w:ascii="Times New Roman" w:eastAsia="Times New Roman" w:hAnsi="Times New Roman" w:cs="Times New Roman"/>
+          <w:b/>
           <w:i/>
           <w:iCs/>
           <w:sz w:val="24"/>
@@ -2620,8 +2677,9 @@
         <w:spacing w:after="0" w:line="240" w:lineRule="auto"/>
         <w:rPr>
           <w:rFonts w:ascii="Courier New" w:eastAsia="Times New Roman" w:hAnsi="Courier New" w:cs="Courier New"/>
-          <w:sz w:val="20"/>
-          <w:szCs w:val="20"/>
+          <w:b/>
+          <w:sz w:val="24"/>
+          <w:szCs w:val="24"/>
           <w:lang w:eastAsia="pt-BR"/>
         </w:rPr>
       </w:pPr>
@@ -2630,8 +2688,9 @@
       <w:r>
         <w:rPr>
           <w:rFonts w:ascii="Courier New" w:eastAsia="Times New Roman" w:hAnsi="Courier New" w:cs="Courier New"/>
-          <w:sz w:val="20"/>
-          <w:szCs w:val="20"/>
+          <w:b/>
+          <w:sz w:val="24"/>
+          <w:szCs w:val="24"/>
           <w:lang w:eastAsia="pt-BR"/>
         </w:rPr>
         <w:t>git</w:t>
@@ -2641,8 +2700,9 @@
       <w:r>
         <w:rPr>
           <w:rFonts w:ascii="Courier New" w:eastAsia="Times New Roman" w:hAnsi="Courier New" w:cs="Courier New"/>
-          <w:sz w:val="20"/>
-          <w:szCs w:val="20"/>
+          <w:b/>
+          <w:sz w:val="24"/>
+          <w:szCs w:val="24"/>
           <w:lang w:eastAsia="pt-BR"/>
         </w:rPr>
         <w:t xml:space="preserve"> </w:t>
@@ -2651,8 +2711,9 @@
       <w:r>
         <w:rPr>
           <w:rFonts w:ascii="Courier New" w:eastAsia="Times New Roman" w:hAnsi="Courier New" w:cs="Courier New"/>
-          <w:sz w:val="20"/>
-          <w:szCs w:val="20"/>
+          <w:b/>
+          <w:sz w:val="24"/>
+          <w:szCs w:val="24"/>
           <w:lang w:eastAsia="pt-BR"/>
         </w:rPr>
         <w:t>branch</w:t>
@@ -2661,8 +2722,9 @@
       <w:r>
         <w:rPr>
           <w:rFonts w:ascii="Courier New" w:eastAsia="Times New Roman" w:hAnsi="Courier New" w:cs="Courier New"/>
-          <w:sz w:val="20"/>
-          <w:szCs w:val="20"/>
+          <w:b/>
+          <w:sz w:val="24"/>
+          <w:szCs w:val="24"/>
           <w:lang w:eastAsia="pt-BR"/>
         </w:rPr>
         <w:t xml:space="preserve"> trabalhos-uc2</w:t>
@@ -2770,8 +2832,9 @@
         <w:spacing w:after="0" w:line="240" w:lineRule="auto"/>
         <w:rPr>
           <w:rFonts w:ascii="Courier New" w:eastAsia="Times New Roman" w:hAnsi="Courier New" w:cs="Courier New"/>
-          <w:sz w:val="20"/>
-          <w:szCs w:val="20"/>
+          <w:b/>
+          <w:sz w:val="24"/>
+          <w:szCs w:val="24"/>
           <w:lang w:eastAsia="pt-BR"/>
         </w:rPr>
       </w:pPr>
@@ -2780,8 +2843,9 @@
       <w:r>
         <w:rPr>
           <w:rFonts w:ascii="Courier New" w:eastAsia="Times New Roman" w:hAnsi="Courier New" w:cs="Courier New"/>
-          <w:sz w:val="20"/>
-          <w:szCs w:val="20"/>
+          <w:b/>
+          <w:sz w:val="24"/>
+          <w:szCs w:val="24"/>
           <w:lang w:eastAsia="pt-BR"/>
         </w:rPr>
         <w:t>git</w:t>
@@ -2791,8 +2855,9 @@
       <w:r>
         <w:rPr>
           <w:rFonts w:ascii="Courier New" w:eastAsia="Times New Roman" w:hAnsi="Courier New" w:cs="Courier New"/>
-          <w:sz w:val="20"/>
-          <w:szCs w:val="20"/>
+          <w:b/>
+          <w:sz w:val="24"/>
+          <w:szCs w:val="24"/>
           <w:lang w:eastAsia="pt-BR"/>
         </w:rPr>
         <w:t xml:space="preserve"> </w:t>
@@ -2801,8 +2866,9 @@
       <w:r>
         <w:rPr>
           <w:rFonts w:ascii="Courier New" w:eastAsia="Times New Roman" w:hAnsi="Courier New" w:cs="Courier New"/>
-          <w:sz w:val="20"/>
-          <w:szCs w:val="20"/>
+          <w:b/>
+          <w:sz w:val="24"/>
+          <w:szCs w:val="24"/>
           <w:lang w:eastAsia="pt-BR"/>
         </w:rPr>
         <w:t>checkout</w:t>
@@ -2811,8 +2877,9 @@
       <w:r>
         <w:rPr>
           <w:rFonts w:ascii="Courier New" w:eastAsia="Times New Roman" w:hAnsi="Courier New" w:cs="Courier New"/>
-          <w:sz w:val="20"/>
-          <w:szCs w:val="20"/>
+          <w:b/>
+          <w:sz w:val="24"/>
+          <w:szCs w:val="24"/>
           <w:lang w:eastAsia="pt-BR"/>
         </w:rPr>
         <w:t xml:space="preserve"> trabalhos-uc2</w:t>
@@ -3131,8 +3198,9 @@
         <w:spacing w:after="0" w:line="240" w:lineRule="auto"/>
         <w:rPr>
           <w:rFonts w:ascii="Courier New" w:eastAsia="Times New Roman" w:hAnsi="Courier New" w:cs="Courier New"/>
-          <w:sz w:val="20"/>
-          <w:szCs w:val="20"/>
+          <w:b/>
+          <w:sz w:val="24"/>
+          <w:szCs w:val="24"/>
           <w:lang w:eastAsia="pt-BR"/>
         </w:rPr>
       </w:pPr>
@@ -3141,8 +3209,9 @@
       <w:r>
         <w:rPr>
           <w:rFonts w:ascii="Courier New" w:eastAsia="Times New Roman" w:hAnsi="Courier New" w:cs="Courier New"/>
-          <w:sz w:val="20"/>
-          <w:szCs w:val="20"/>
+          <w:b/>
+          <w:sz w:val="24"/>
+          <w:szCs w:val="24"/>
           <w:lang w:eastAsia="pt-BR"/>
         </w:rPr>
         <w:t>git</w:t>
@@ -3152,8 +3221,9 @@
       <w:r>
         <w:rPr>
           <w:rFonts w:ascii="Courier New" w:eastAsia="Times New Roman" w:hAnsi="Courier New" w:cs="Courier New"/>
-          <w:sz w:val="20"/>
-          <w:szCs w:val="20"/>
+          <w:b/>
+          <w:sz w:val="24"/>
+          <w:szCs w:val="24"/>
           <w:lang w:eastAsia="pt-BR"/>
         </w:rPr>
         <w:t xml:space="preserve"> </w:t>
@@ -3162,8 +3232,9 @@
       <w:r>
         <w:rPr>
           <w:rFonts w:ascii="Courier New" w:eastAsia="Times New Roman" w:hAnsi="Courier New" w:cs="Courier New"/>
-          <w:sz w:val="20"/>
-          <w:szCs w:val="20"/>
+          <w:b/>
+          <w:sz w:val="24"/>
+          <w:szCs w:val="24"/>
           <w:lang w:eastAsia="pt-BR"/>
         </w:rPr>
         <w:t>push</w:t>
@@ -3172,8 +3243,9 @@
       <w:r>
         <w:rPr>
           <w:rFonts w:ascii="Courier New" w:eastAsia="Times New Roman" w:hAnsi="Courier New" w:cs="Courier New"/>
-          <w:sz w:val="20"/>
-          <w:szCs w:val="20"/>
+          <w:b/>
+          <w:sz w:val="24"/>
+          <w:szCs w:val="24"/>
           <w:lang w:eastAsia="pt-BR"/>
         </w:rPr>
         <w:t xml:space="preserve"> -u </w:t>
@@ -3182,8 +3254,9 @@
       <w:r>
         <w:rPr>
           <w:rFonts w:ascii="Courier New" w:eastAsia="Times New Roman" w:hAnsi="Courier New" w:cs="Courier New"/>
-          <w:sz w:val="20"/>
-          <w:szCs w:val="20"/>
+          <w:b/>
+          <w:sz w:val="24"/>
+          <w:szCs w:val="24"/>
           <w:lang w:eastAsia="pt-BR"/>
         </w:rPr>
         <w:t>origin</w:t>
@@ -3192,8 +3265,9 @@
       <w:r>
         <w:rPr>
           <w:rFonts w:ascii="Courier New" w:eastAsia="Times New Roman" w:hAnsi="Courier New" w:cs="Courier New"/>
-          <w:sz w:val="20"/>
-          <w:szCs w:val="20"/>
+          <w:b/>
+          <w:sz w:val="24"/>
+          <w:szCs w:val="24"/>
           <w:lang w:eastAsia="pt-BR"/>
         </w:rPr>
         <w:t xml:space="preserve"> trabalhos-uc2</w:t>
@@ -3822,7 +3896,6 @@
           <w:szCs w:val="24"/>
           <w:lang w:eastAsia="pt-BR"/>
         </w:rPr>
-        <w:lastRenderedPageBreak/>
         <w:t>Acesse a tela de criação:</w:t>
       </w:r>
       <w:r>
@@ -4341,6 +4414,7 @@
           <w:szCs w:val="24"/>
           <w:lang w:eastAsia="pt-BR"/>
         </w:rPr>
+        <w:lastRenderedPageBreak/>
         <w:t>Finalizar:</w:t>
       </w:r>
       <w:r>
@@ -4450,14 +4524,16 @@
         <w:spacing w:line="240" w:lineRule="auto"/>
         <w:rPr>
           <w:rFonts w:ascii="Times New Roman" w:eastAsia="Times New Roman" w:hAnsi="Times New Roman" w:cs="Times New Roman"/>
-          <w:sz w:val="24"/>
-          <w:szCs w:val="24"/>
-          <w:lang w:eastAsia="pt-BR"/>
-        </w:rPr>
-      </w:pPr>
-      <w:r>
-        <w:rPr>
-          <w:rFonts w:ascii="Times New Roman" w:eastAsia="Times New Roman" w:hAnsi="Times New Roman" w:cs="Times New Roman"/>
+          <w:b/>
+          <w:sz w:val="24"/>
+          <w:szCs w:val="24"/>
+          <w:lang w:eastAsia="pt-BR"/>
+        </w:rPr>
+      </w:pPr>
+      <w:r>
+        <w:rPr>
+          <w:rFonts w:ascii="Times New Roman" w:eastAsia="Times New Roman" w:hAnsi="Times New Roman" w:cs="Times New Roman"/>
+          <w:b/>
           <w:i/>
           <w:iCs/>
           <w:sz w:val="24"/>
@@ -4510,11 +4586,1234 @@
           <w:lang w:eastAsia="pt-BR"/>
         </w:rPr>
       </w:pPr>
+      <w:proofErr w:type="spellStart"/>
+      <w:r>
+        <w:rPr>
+          <w:rFonts w:ascii="Times New Roman" w:eastAsia="Times New Roman" w:hAnsi="Times New Roman" w:cs="Times New Roman"/>
+          <w:sz w:val="24"/>
+          <w:szCs w:val="24"/>
+          <w:lang w:eastAsia="pt-BR"/>
+        </w:rPr>
+        <w:t>Situacao</w:t>
+      </w:r>
+      <w:proofErr w:type="spellEnd"/>
+      <w:r>
+        <w:rPr>
+          <w:rFonts w:ascii="Times New Roman" w:eastAsia="Times New Roman" w:hAnsi="Times New Roman" w:cs="Times New Roman"/>
+          <w:sz w:val="24"/>
+          <w:szCs w:val="24"/>
+          <w:lang w:eastAsia="pt-BR"/>
+        </w:rPr>
+        <w:t xml:space="preserve"> de Conflito entre </w:t>
+      </w:r>
+      <w:proofErr w:type="spellStart"/>
+      <w:r>
+        <w:rPr>
+          <w:rFonts w:ascii="Times New Roman" w:eastAsia="Times New Roman" w:hAnsi="Times New Roman" w:cs="Times New Roman"/>
+          <w:sz w:val="24"/>
+          <w:szCs w:val="24"/>
+          <w:lang w:eastAsia="pt-BR"/>
+        </w:rPr>
+        <w:t>Branchs</w:t>
+      </w:r>
+      <w:proofErr w:type="spellEnd"/>
+    </w:p>
+    <w:p>
+      <w:pPr>
+        <w:spacing w:after="0" w:line="240" w:lineRule="auto"/>
+        <w:rPr>
+          <w:rFonts w:ascii="Times New Roman" w:eastAsia="Times New Roman" w:hAnsi="Times New Roman" w:cs="Times New Roman"/>
+          <w:sz w:val="24"/>
+          <w:szCs w:val="24"/>
+          <w:lang w:eastAsia="pt-BR"/>
+        </w:rPr>
+      </w:pPr>
+    </w:p>
+    <w:p>
+      <w:pPr>
+        <w:spacing w:after="0" w:line="240" w:lineRule="auto"/>
+        <w:rPr>
+          <w:rFonts w:ascii="Arial" w:hAnsi="Arial" w:cs="Arial"/>
+          <w:color w:val="0A0A0A"/>
+          <w:shd w:val="clear" w:color="auto" w:fill="FFFFFF"/>
+        </w:rPr>
+      </w:pPr>
+      <w:proofErr w:type="gramStart"/>
+      <w:r>
+        <w:rPr>
+          <w:rFonts w:ascii="Arial" w:hAnsi="Arial" w:cs="Arial"/>
+          <w:color w:val="0A0A0A"/>
+          <w:shd w:val="clear" w:color="auto" w:fill="FFFFFF"/>
+        </w:rPr>
+        <w:t>você</w:t>
+      </w:r>
+      <w:proofErr w:type="gramEnd"/>
+      <w:r>
+        <w:rPr>
+          <w:rFonts w:ascii="Arial" w:hAnsi="Arial" w:cs="Arial"/>
+          <w:color w:val="0A0A0A"/>
+          <w:shd w:val="clear" w:color="auto" w:fill="FFFFFF"/>
+        </w:rPr>
+        <w:t xml:space="preserve"> precisa puxar as alterações da nuvem para o seu computador antes de conseguir enviar o seu código</w:t>
+      </w:r>
+      <w:r>
+        <w:rPr>
+          <w:rFonts w:ascii="Arial" w:hAnsi="Arial" w:cs="Arial"/>
+          <w:color w:val="0A0A0A"/>
+          <w:shd w:val="clear" w:color="auto" w:fill="FFFFFF"/>
+        </w:rPr>
+        <w:t>.</w:t>
+      </w:r>
+    </w:p>
+    <w:p>
+      <w:pPr>
+        <w:shd w:val="clear" w:color="auto" w:fill="FFFFFF"/>
+        <w:spacing w:after="0" w:line="420" w:lineRule="atLeast"/>
+        <w:rPr>
+          <w:rFonts w:ascii="Arial" w:eastAsia="Times New Roman" w:hAnsi="Arial" w:cs="Arial"/>
+          <w:b/>
+          <w:bCs/>
+          <w:color w:val="0A0A0A"/>
+          <w:sz w:val="30"/>
+          <w:szCs w:val="30"/>
+          <w:lang w:eastAsia="pt-BR"/>
+        </w:rPr>
+      </w:pPr>
+      <w:r>
+        <w:rPr>
+          <w:rFonts w:ascii="Segoe UI Symbol" w:eastAsia="Times New Roman" w:hAnsi="Segoe UI Symbol" w:cs="Segoe UI Symbol"/>
+          <w:b/>
+          <w:bCs/>
+          <w:color w:val="0A0A0A"/>
+          <w:sz w:val="30"/>
+          <w:szCs w:val="30"/>
+          <w:lang w:eastAsia="pt-BR"/>
+        </w:rPr>
+        <w:t>🔥</w:t>
+      </w:r>
+      <w:r>
+        <w:rPr>
+          <w:rFonts w:ascii="Arial" w:eastAsia="Times New Roman" w:hAnsi="Arial" w:cs="Arial"/>
+          <w:b/>
+          <w:bCs/>
+          <w:color w:val="0A0A0A"/>
+          <w:sz w:val="30"/>
+          <w:szCs w:val="30"/>
+          <w:lang w:eastAsia="pt-BR"/>
+        </w:rPr>
+        <w:t xml:space="preserve"> Como Resolver em 2 Passos no VS </w:t>
+      </w:r>
+      <w:proofErr w:type="spellStart"/>
+      <w:r>
+        <w:rPr>
+          <w:rFonts w:ascii="Arial" w:eastAsia="Times New Roman" w:hAnsi="Arial" w:cs="Arial"/>
+          <w:b/>
+          <w:bCs/>
+          <w:color w:val="0A0A0A"/>
+          <w:sz w:val="30"/>
+          <w:szCs w:val="30"/>
+          <w:lang w:eastAsia="pt-BR"/>
+        </w:rPr>
+        <w:t>Code</w:t>
+      </w:r>
+      <w:proofErr w:type="spellEnd"/>
+    </w:p>
+    <w:p>
+      <w:pPr>
+        <w:shd w:val="clear" w:color="auto" w:fill="FFFFFF"/>
+        <w:spacing w:after="0" w:line="360" w:lineRule="atLeast"/>
+        <w:rPr>
+          <w:rFonts w:ascii="Arial" w:eastAsia="Times New Roman" w:hAnsi="Arial" w:cs="Arial"/>
+          <w:color w:val="0A0A0A"/>
+          <w:sz w:val="24"/>
+          <w:szCs w:val="24"/>
+          <w:lang w:eastAsia="pt-BR"/>
+        </w:rPr>
+      </w:pPr>
+      <w:r>
+        <w:rPr>
+          <w:rFonts w:ascii="Arial" w:eastAsia="Times New Roman" w:hAnsi="Arial" w:cs="Arial"/>
+          <w:color w:val="0A0A0A"/>
+          <w:sz w:val="24"/>
+          <w:szCs w:val="24"/>
+          <w:lang w:eastAsia="pt-BR"/>
+        </w:rPr>
+        <w:t xml:space="preserve">Abra o terminal integrado do VS </w:t>
+      </w:r>
+      <w:proofErr w:type="spellStart"/>
+      <w:r>
+        <w:rPr>
+          <w:rFonts w:ascii="Arial" w:eastAsia="Times New Roman" w:hAnsi="Arial" w:cs="Arial"/>
+          <w:color w:val="0A0A0A"/>
+          <w:sz w:val="24"/>
+          <w:szCs w:val="24"/>
+          <w:lang w:eastAsia="pt-BR"/>
+        </w:rPr>
+        <w:t>Code</w:t>
+      </w:r>
+      <w:proofErr w:type="spellEnd"/>
+      <w:r>
+        <w:rPr>
+          <w:rFonts w:ascii="Arial" w:eastAsia="Times New Roman" w:hAnsi="Arial" w:cs="Arial"/>
+          <w:color w:val="0A0A0A"/>
+          <w:sz w:val="24"/>
+          <w:szCs w:val="24"/>
+          <w:lang w:eastAsia="pt-BR"/>
+        </w:rPr>
+        <w:t xml:space="preserve"> (certificando-se de que está na </w:t>
+      </w:r>
+      <w:proofErr w:type="spellStart"/>
+      <w:r>
+        <w:rPr>
+          <w:rFonts w:ascii="Arial" w:eastAsia="Times New Roman" w:hAnsi="Arial" w:cs="Arial"/>
+          <w:color w:val="0A0A0A"/>
+          <w:sz w:val="24"/>
+          <w:szCs w:val="24"/>
+          <w:lang w:eastAsia="pt-BR"/>
+        </w:rPr>
+        <w:t>branch</w:t>
+      </w:r>
+      <w:proofErr w:type="spellEnd"/>
+      <w:r>
+        <w:rPr>
+          <w:rFonts w:ascii="Arial" w:eastAsia="Times New Roman" w:hAnsi="Arial" w:cs="Arial"/>
+          <w:color w:val="0A0A0A"/>
+          <w:sz w:val="24"/>
+          <w:szCs w:val="24"/>
+          <w:lang w:eastAsia="pt-BR"/>
+        </w:rPr>
+        <w:t> </w:t>
+      </w:r>
+      <w:r>
+        <w:rPr>
+          <w:rFonts w:ascii="Courier New" w:eastAsia="Times New Roman" w:hAnsi="Courier New" w:cs="Courier New"/>
+          <w:color w:val="0A0A0A"/>
+          <w:sz w:val="21"/>
+          <w:szCs w:val="21"/>
+          <w:bdr w:val="single" w:sz="6" w:space="0" w:color="F0F2F5" w:frame="1"/>
+          <w:shd w:val="clear" w:color="auto" w:fill="F0F2F5"/>
+          <w:lang w:eastAsia="pt-BR"/>
+        </w:rPr>
+        <w:t>trabalhos-uc2</w:t>
+      </w:r>
+      <w:r>
+        <w:rPr>
+          <w:rFonts w:ascii="Arial" w:eastAsia="Times New Roman" w:hAnsi="Arial" w:cs="Arial"/>
+          <w:color w:val="0A0A0A"/>
+          <w:sz w:val="24"/>
+          <w:szCs w:val="24"/>
+          <w:lang w:eastAsia="pt-BR"/>
+        </w:rPr>
+        <w:t>) e execute os comandos abaixo:</w:t>
+      </w:r>
+    </w:p>
+    <w:p>
+      <w:pPr>
+        <w:shd w:val="clear" w:color="auto" w:fill="FFFFFF"/>
+        <w:spacing w:after="0" w:line="360" w:lineRule="atLeast"/>
+        <w:rPr>
+          <w:rFonts w:ascii="Arial" w:eastAsia="Times New Roman" w:hAnsi="Arial" w:cs="Arial"/>
+          <w:color w:val="0A0A0A"/>
+          <w:sz w:val="24"/>
+          <w:szCs w:val="24"/>
+          <w:lang w:eastAsia="pt-BR"/>
+        </w:rPr>
+      </w:pPr>
+    </w:p>
+    <w:p>
+      <w:pPr>
+        <w:shd w:val="clear" w:color="auto" w:fill="FFFFFF"/>
+        <w:spacing w:after="0" w:line="360" w:lineRule="atLeast"/>
+        <w:rPr>
+          <w:rFonts w:ascii="Arial" w:eastAsia="Times New Roman" w:hAnsi="Arial" w:cs="Arial"/>
+          <w:b/>
+          <w:bCs/>
+          <w:color w:val="0A0A0A"/>
+          <w:sz w:val="24"/>
+          <w:szCs w:val="24"/>
+          <w:lang w:eastAsia="pt-BR"/>
+        </w:rPr>
+      </w:pPr>
+      <w:r>
+        <w:rPr>
+          <w:rFonts w:ascii="Arial" w:eastAsia="Times New Roman" w:hAnsi="Arial" w:cs="Arial"/>
+          <w:b/>
+          <w:bCs/>
+          <w:color w:val="0A0A0A"/>
+          <w:sz w:val="24"/>
+          <w:szCs w:val="24"/>
+          <w:lang w:eastAsia="pt-BR"/>
+        </w:rPr>
+        <w:t>Passo 1: Baixar e mesclar as alterações do GitHub</w:t>
+      </w:r>
+    </w:p>
+    <w:p>
+      <w:pPr>
+        <w:shd w:val="clear" w:color="auto" w:fill="FFFFFF"/>
+        <w:spacing w:after="0" w:line="360" w:lineRule="atLeast"/>
+        <w:rPr>
+          <w:rFonts w:ascii="Arial" w:eastAsia="Times New Roman" w:hAnsi="Arial" w:cs="Arial"/>
+          <w:color w:val="0A0A0A"/>
+          <w:sz w:val="24"/>
+          <w:szCs w:val="24"/>
+          <w:lang w:eastAsia="pt-BR"/>
+        </w:rPr>
+      </w:pPr>
+      <w:r>
+        <w:rPr>
+          <w:rFonts w:ascii="Arial" w:eastAsia="Times New Roman" w:hAnsi="Arial" w:cs="Arial"/>
+          <w:color w:val="0A0A0A"/>
+          <w:sz w:val="24"/>
+          <w:szCs w:val="24"/>
+          <w:lang w:eastAsia="pt-BR"/>
+        </w:rPr>
+        <w:t>Como as duas linhas do tempo têm históricos que não se conhecem, use este comando especial para forçar a junção:</w:t>
+      </w:r>
+    </w:p>
+    <w:p>
+      <w:pPr>
+        <w:shd w:val="clear" w:color="auto" w:fill="F0F2F5"/>
+        <w:spacing w:after="0" w:line="390" w:lineRule="atLeast"/>
+        <w:rPr>
+          <w:rFonts w:ascii="Arial" w:eastAsia="Times New Roman" w:hAnsi="Arial" w:cs="Arial"/>
+          <w:color w:val="0A0A0A"/>
+          <w:sz w:val="30"/>
+          <w:szCs w:val="30"/>
+          <w:lang w:eastAsia="pt-BR"/>
+        </w:rPr>
+      </w:pPr>
+      <w:proofErr w:type="spellStart"/>
+      <w:proofErr w:type="gramStart"/>
+      <w:r>
+        <w:rPr>
+          <w:rFonts w:ascii="Arial" w:eastAsia="Times New Roman" w:hAnsi="Arial" w:cs="Arial"/>
+          <w:color w:val="0A0A0A"/>
+          <w:sz w:val="30"/>
+          <w:szCs w:val="30"/>
+          <w:lang w:eastAsia="pt-BR"/>
+        </w:rPr>
+        <w:t>bash</w:t>
+      </w:r>
+      <w:proofErr w:type="spellEnd"/>
+      <w:proofErr w:type="gramEnd"/>
+    </w:p>
+    <w:p>
+      <w:pPr>
+        <w:shd w:val="clear" w:color="auto" w:fill="F0F2F5"/>
+        <w:tabs>
+          <w:tab w:val="left" w:pos="916"/>
+          <w:tab w:val="left" w:pos="1832"/>
+          <w:tab w:val="left" w:pos="2748"/>
+          <w:tab w:val="left" w:pos="3664"/>
+          <w:tab w:val="left" w:pos="4580"/>
+          <w:tab w:val="left" w:pos="5496"/>
+          <w:tab w:val="left" w:pos="6412"/>
+          <w:tab w:val="left" w:pos="7328"/>
+          <w:tab w:val="left" w:pos="8244"/>
+          <w:tab w:val="left" w:pos="9160"/>
+          <w:tab w:val="left" w:pos="10076"/>
+          <w:tab w:val="left" w:pos="10992"/>
+          <w:tab w:val="left" w:pos="11908"/>
+          <w:tab w:val="left" w:pos="12824"/>
+          <w:tab w:val="left" w:pos="13740"/>
+          <w:tab w:val="left" w:pos="14656"/>
+        </w:tabs>
+        <w:spacing w:after="0" w:line="330" w:lineRule="atLeast"/>
+        <w:rPr>
+          <w:rFonts w:ascii="Courier New" w:eastAsia="Times New Roman" w:hAnsi="Courier New" w:cs="Courier New"/>
+          <w:b/>
+          <w:color w:val="0A0A0A"/>
+          <w:sz w:val="24"/>
+          <w:szCs w:val="24"/>
+          <w:lang w:eastAsia="pt-BR"/>
+        </w:rPr>
+      </w:pPr>
+      <w:proofErr w:type="spellStart"/>
+      <w:proofErr w:type="gramStart"/>
+      <w:r>
+        <w:rPr>
+          <w:rFonts w:ascii="Courier New" w:eastAsia="Times New Roman" w:hAnsi="Courier New" w:cs="Courier New"/>
+          <w:b/>
+          <w:color w:val="0A0A0A"/>
+          <w:sz w:val="24"/>
+          <w:szCs w:val="24"/>
+          <w:lang w:eastAsia="pt-BR"/>
+        </w:rPr>
+        <w:t>git</w:t>
+      </w:r>
+      <w:proofErr w:type="spellEnd"/>
+      <w:proofErr w:type="gramEnd"/>
+      <w:r>
+        <w:rPr>
+          <w:rFonts w:ascii="Courier New" w:eastAsia="Times New Roman" w:hAnsi="Courier New" w:cs="Courier New"/>
+          <w:b/>
+          <w:color w:val="0A0A0A"/>
+          <w:sz w:val="24"/>
+          <w:szCs w:val="24"/>
+          <w:lang w:eastAsia="pt-BR"/>
+        </w:rPr>
+        <w:t xml:space="preserve"> </w:t>
+      </w:r>
+      <w:proofErr w:type="spellStart"/>
+      <w:r>
+        <w:rPr>
+          <w:rFonts w:ascii="Courier New" w:eastAsia="Times New Roman" w:hAnsi="Courier New" w:cs="Courier New"/>
+          <w:b/>
+          <w:color w:val="0A0A0A"/>
+          <w:sz w:val="24"/>
+          <w:szCs w:val="24"/>
+          <w:lang w:eastAsia="pt-BR"/>
+        </w:rPr>
+        <w:t>pull</w:t>
+      </w:r>
+      <w:proofErr w:type="spellEnd"/>
+      <w:r>
+        <w:rPr>
+          <w:rFonts w:ascii="Courier New" w:eastAsia="Times New Roman" w:hAnsi="Courier New" w:cs="Courier New"/>
+          <w:b/>
+          <w:color w:val="0A0A0A"/>
+          <w:sz w:val="24"/>
+          <w:szCs w:val="24"/>
+          <w:lang w:eastAsia="pt-BR"/>
+        </w:rPr>
+        <w:t xml:space="preserve"> </w:t>
+      </w:r>
+      <w:proofErr w:type="spellStart"/>
+      <w:r>
+        <w:rPr>
+          <w:rFonts w:ascii="Courier New" w:eastAsia="Times New Roman" w:hAnsi="Courier New" w:cs="Courier New"/>
+          <w:b/>
+          <w:color w:val="0A0A0A"/>
+          <w:sz w:val="24"/>
+          <w:szCs w:val="24"/>
+          <w:lang w:eastAsia="pt-BR"/>
+        </w:rPr>
+        <w:t>origin</w:t>
+      </w:r>
+      <w:proofErr w:type="spellEnd"/>
+      <w:r>
+        <w:rPr>
+          <w:rFonts w:ascii="Courier New" w:eastAsia="Times New Roman" w:hAnsi="Courier New" w:cs="Courier New"/>
+          <w:b/>
+          <w:color w:val="0A0A0A"/>
+          <w:sz w:val="24"/>
+          <w:szCs w:val="24"/>
+          <w:lang w:eastAsia="pt-BR"/>
+        </w:rPr>
+        <w:t xml:space="preserve"> trabalhos-uc2 --</w:t>
+      </w:r>
+      <w:proofErr w:type="spellStart"/>
+      <w:r>
+        <w:rPr>
+          <w:rFonts w:ascii="Courier New" w:eastAsia="Times New Roman" w:hAnsi="Courier New" w:cs="Courier New"/>
+          <w:b/>
+          <w:color w:val="0A0A0A"/>
+          <w:sz w:val="24"/>
+          <w:szCs w:val="24"/>
+          <w:lang w:eastAsia="pt-BR"/>
+        </w:rPr>
+        <w:t>allow</w:t>
+      </w:r>
+      <w:proofErr w:type="spellEnd"/>
+      <w:r>
+        <w:rPr>
+          <w:rFonts w:ascii="Courier New" w:eastAsia="Times New Roman" w:hAnsi="Courier New" w:cs="Courier New"/>
+          <w:b/>
+          <w:color w:val="0A0A0A"/>
+          <w:sz w:val="24"/>
+          <w:szCs w:val="24"/>
+          <w:lang w:eastAsia="pt-BR"/>
+        </w:rPr>
+        <w:t>-</w:t>
+      </w:r>
+      <w:proofErr w:type="spellStart"/>
+      <w:r>
+        <w:rPr>
+          <w:rFonts w:ascii="Courier New" w:eastAsia="Times New Roman" w:hAnsi="Courier New" w:cs="Courier New"/>
+          <w:b/>
+          <w:color w:val="0A0A0A"/>
+          <w:sz w:val="24"/>
+          <w:szCs w:val="24"/>
+          <w:lang w:eastAsia="pt-BR"/>
+        </w:rPr>
+        <w:t>unrelated</w:t>
+      </w:r>
+      <w:proofErr w:type="spellEnd"/>
+      <w:r>
+        <w:rPr>
+          <w:rFonts w:ascii="Courier New" w:eastAsia="Times New Roman" w:hAnsi="Courier New" w:cs="Courier New"/>
+          <w:b/>
+          <w:color w:val="0A0A0A"/>
+          <w:sz w:val="24"/>
+          <w:szCs w:val="24"/>
+          <w:lang w:eastAsia="pt-BR"/>
+        </w:rPr>
+        <w:t>-histories</w:t>
+      </w:r>
+    </w:p>
+    <w:p>
+      <w:pPr>
+        <w:spacing w:after="0" w:line="240" w:lineRule="auto"/>
+        <w:rPr>
+          <w:rFonts w:ascii="Times New Roman" w:eastAsia="Times New Roman" w:hAnsi="Times New Roman" w:cs="Times New Roman"/>
+          <w:sz w:val="24"/>
+          <w:szCs w:val="24"/>
+          <w:lang w:eastAsia="pt-BR"/>
+        </w:rPr>
+      </w:pPr>
+    </w:p>
+    <w:p>
+      <w:pPr>
+        <w:numPr>
+          <w:ilvl w:val="0"/>
+          <w:numId w:val="4"/>
+        </w:numPr>
+        <w:shd w:val="clear" w:color="auto" w:fill="FFFFFF"/>
+        <w:spacing w:after="0" w:line="360" w:lineRule="atLeast"/>
+        <w:ind w:left="0"/>
+        <w:rPr>
+          <w:rFonts w:ascii="Arial" w:eastAsia="Times New Roman" w:hAnsi="Arial" w:cs="Arial"/>
+          <w:color w:val="0A0A0A"/>
+          <w:sz w:val="24"/>
+          <w:szCs w:val="24"/>
+          <w:lang w:eastAsia="pt-BR"/>
+        </w:rPr>
+      </w:pPr>
+      <w:r>
+        <w:rPr>
+          <w:rFonts w:ascii="Arial" w:eastAsia="Times New Roman" w:hAnsi="Arial" w:cs="Arial"/>
+          <w:b/>
+          <w:bCs/>
+          <w:color w:val="0A0A0A"/>
+          <w:sz w:val="24"/>
+          <w:szCs w:val="24"/>
+          <w:lang w:eastAsia="pt-BR"/>
+        </w:rPr>
+        <w:t>O que vai acontecer agora:</w:t>
+      </w:r>
+    </w:p>
+    <w:p>
+      <w:pPr>
+        <w:numPr>
+          <w:ilvl w:val="1"/>
+          <w:numId w:val="4"/>
+        </w:numPr>
+        <w:shd w:val="clear" w:color="auto" w:fill="FFFFFF"/>
+        <w:spacing w:after="0" w:line="360" w:lineRule="atLeast"/>
+        <w:ind w:left="0"/>
+        <w:rPr>
+          <w:rFonts w:ascii="Arial" w:eastAsia="Times New Roman" w:hAnsi="Arial" w:cs="Arial"/>
+          <w:color w:val="0A0A0A"/>
+          <w:sz w:val="24"/>
+          <w:szCs w:val="24"/>
+          <w:lang w:eastAsia="pt-BR"/>
+        </w:rPr>
+      </w:pPr>
+      <w:r>
+        <w:rPr>
+          <w:rFonts w:ascii="Arial" w:eastAsia="Times New Roman" w:hAnsi="Arial" w:cs="Arial"/>
+          <w:color w:val="0A0A0A"/>
+          <w:sz w:val="24"/>
+          <w:szCs w:val="24"/>
+          <w:lang w:eastAsia="pt-BR"/>
+        </w:rPr>
+        <w:t xml:space="preserve">Se os arquivos forem diferentes, o </w:t>
+      </w:r>
+      <w:proofErr w:type="spellStart"/>
+      <w:r>
+        <w:rPr>
+          <w:rFonts w:ascii="Arial" w:eastAsia="Times New Roman" w:hAnsi="Arial" w:cs="Arial"/>
+          <w:color w:val="0A0A0A"/>
+          <w:sz w:val="24"/>
+          <w:szCs w:val="24"/>
+          <w:lang w:eastAsia="pt-BR"/>
+        </w:rPr>
+        <w:t>Git</w:t>
+      </w:r>
+      <w:proofErr w:type="spellEnd"/>
+      <w:r>
+        <w:rPr>
+          <w:rFonts w:ascii="Arial" w:eastAsia="Times New Roman" w:hAnsi="Arial" w:cs="Arial"/>
+          <w:color w:val="0A0A0A"/>
+          <w:sz w:val="24"/>
+          <w:szCs w:val="24"/>
+          <w:lang w:eastAsia="pt-BR"/>
+        </w:rPr>
+        <w:t xml:space="preserve"> vai juntar tudo automaticamente e abrir uma tela para você </w:t>
+      </w:r>
+      <w:r>
+        <w:rPr>
+          <w:rFonts w:ascii="Arial" w:eastAsia="Times New Roman" w:hAnsi="Arial" w:cs="Arial"/>
+          <w:b/>
+          <w:color w:val="0A0A0A"/>
+          <w:sz w:val="24"/>
+          <w:szCs w:val="24"/>
+          <w:lang w:eastAsia="pt-BR"/>
+        </w:rPr>
+        <w:t>confirmar a mensagem de "Merge"</w:t>
+      </w:r>
+      <w:r>
+        <w:rPr>
+          <w:rFonts w:ascii="Arial" w:eastAsia="Times New Roman" w:hAnsi="Arial" w:cs="Arial"/>
+          <w:color w:val="0A0A0A"/>
+          <w:sz w:val="24"/>
+          <w:szCs w:val="24"/>
+          <w:lang w:eastAsia="pt-BR"/>
+        </w:rPr>
+        <w:t xml:space="preserve"> (basta fechar a aba se abrir no VS </w:t>
+      </w:r>
+      <w:proofErr w:type="spellStart"/>
+      <w:r>
+        <w:rPr>
+          <w:rFonts w:ascii="Arial" w:eastAsia="Times New Roman" w:hAnsi="Arial" w:cs="Arial"/>
+          <w:color w:val="0A0A0A"/>
+          <w:sz w:val="24"/>
+          <w:szCs w:val="24"/>
+          <w:lang w:eastAsia="pt-BR"/>
+        </w:rPr>
+        <w:t>Code</w:t>
+      </w:r>
+      <w:proofErr w:type="spellEnd"/>
+      <w:r>
+        <w:rPr>
+          <w:rFonts w:ascii="Arial" w:eastAsia="Times New Roman" w:hAnsi="Arial" w:cs="Arial"/>
+          <w:color w:val="0A0A0A"/>
+          <w:sz w:val="24"/>
+          <w:szCs w:val="24"/>
+          <w:lang w:eastAsia="pt-BR"/>
+        </w:rPr>
+        <w:t>).</w:t>
+      </w:r>
+    </w:p>
+    <w:p>
+      <w:pPr>
+        <w:numPr>
+          <w:ilvl w:val="1"/>
+          <w:numId w:val="4"/>
+        </w:numPr>
+        <w:shd w:val="clear" w:color="auto" w:fill="FFFFFF"/>
+        <w:spacing w:after="0" w:line="360" w:lineRule="atLeast"/>
+        <w:ind w:left="0"/>
+        <w:rPr>
+          <w:rFonts w:ascii="Arial" w:eastAsia="Times New Roman" w:hAnsi="Arial" w:cs="Arial"/>
+          <w:b/>
+          <w:color w:val="0A0A0A"/>
+          <w:sz w:val="24"/>
+          <w:szCs w:val="24"/>
+          <w:lang w:eastAsia="pt-BR"/>
+        </w:rPr>
+      </w:pPr>
+      <w:r>
+        <w:rPr>
+          <w:rFonts w:ascii="Arial" w:eastAsia="Times New Roman" w:hAnsi="Arial" w:cs="Arial"/>
+          <w:color w:val="0A0A0A"/>
+          <w:sz w:val="24"/>
+          <w:szCs w:val="24"/>
+          <w:lang w:eastAsia="pt-BR"/>
+        </w:rPr>
+        <w:t xml:space="preserve">Se o </w:t>
+      </w:r>
+      <w:proofErr w:type="spellStart"/>
+      <w:r>
+        <w:rPr>
+          <w:rFonts w:ascii="Arial" w:eastAsia="Times New Roman" w:hAnsi="Arial" w:cs="Arial"/>
+          <w:color w:val="0A0A0A"/>
+          <w:sz w:val="24"/>
+          <w:szCs w:val="24"/>
+          <w:lang w:eastAsia="pt-BR"/>
+        </w:rPr>
+        <w:t>Git</w:t>
+      </w:r>
+      <w:proofErr w:type="spellEnd"/>
+      <w:r>
+        <w:rPr>
+          <w:rFonts w:ascii="Arial" w:eastAsia="Times New Roman" w:hAnsi="Arial" w:cs="Arial"/>
+          <w:color w:val="0A0A0A"/>
+          <w:sz w:val="24"/>
+          <w:szCs w:val="24"/>
+          <w:lang w:eastAsia="pt-BR"/>
+        </w:rPr>
+        <w:t xml:space="preserve"> avisar que há </w:t>
+      </w:r>
+      <w:r>
+        <w:rPr>
+          <w:rFonts w:ascii="Arial" w:eastAsia="Times New Roman" w:hAnsi="Arial" w:cs="Arial"/>
+          <w:b/>
+          <w:bCs/>
+          <w:color w:val="0A0A0A"/>
+          <w:sz w:val="24"/>
+          <w:szCs w:val="24"/>
+          <w:lang w:eastAsia="pt-BR"/>
+        </w:rPr>
+        <w:t>Conflito (</w:t>
+      </w:r>
+      <w:proofErr w:type="spellStart"/>
+      <w:r>
+        <w:rPr>
+          <w:rFonts w:ascii="Arial" w:eastAsia="Times New Roman" w:hAnsi="Arial" w:cs="Arial"/>
+          <w:b/>
+          <w:bCs/>
+          <w:color w:val="0A0A0A"/>
+          <w:sz w:val="24"/>
+          <w:szCs w:val="24"/>
+          <w:lang w:eastAsia="pt-BR"/>
+        </w:rPr>
+        <w:t>Conflict</w:t>
+      </w:r>
+      <w:proofErr w:type="spellEnd"/>
+      <w:r>
+        <w:rPr>
+          <w:rFonts w:ascii="Arial" w:eastAsia="Times New Roman" w:hAnsi="Arial" w:cs="Arial"/>
+          <w:b/>
+          <w:bCs/>
+          <w:color w:val="0A0A0A"/>
+          <w:sz w:val="24"/>
+          <w:szCs w:val="24"/>
+          <w:lang w:eastAsia="pt-BR"/>
+        </w:rPr>
+        <w:t>)</w:t>
+      </w:r>
+      <w:r>
+        <w:rPr>
+          <w:rFonts w:ascii="Arial" w:eastAsia="Times New Roman" w:hAnsi="Arial" w:cs="Arial"/>
+          <w:color w:val="0A0A0A"/>
+          <w:sz w:val="24"/>
+          <w:szCs w:val="24"/>
+          <w:lang w:eastAsia="pt-BR"/>
+        </w:rPr>
+        <w:t xml:space="preserve">, os arquivos com problemas ficarão vermelhos no VS </w:t>
+      </w:r>
+      <w:proofErr w:type="spellStart"/>
+      <w:r>
+        <w:rPr>
+          <w:rFonts w:ascii="Arial" w:eastAsia="Times New Roman" w:hAnsi="Arial" w:cs="Arial"/>
+          <w:color w:val="0A0A0A"/>
+          <w:sz w:val="24"/>
+          <w:szCs w:val="24"/>
+          <w:lang w:eastAsia="pt-BR"/>
+        </w:rPr>
+        <w:t>Code</w:t>
+      </w:r>
+      <w:proofErr w:type="spellEnd"/>
+      <w:r>
+        <w:rPr>
+          <w:rFonts w:ascii="Arial" w:eastAsia="Times New Roman" w:hAnsi="Arial" w:cs="Arial"/>
+          <w:color w:val="0A0A0A"/>
+          <w:sz w:val="24"/>
+          <w:szCs w:val="24"/>
+          <w:lang w:eastAsia="pt-BR"/>
+        </w:rPr>
+        <w:t xml:space="preserve">. Abra esses arquivos, escolha qual versão do código manter usando os botões visuais do VS </w:t>
+      </w:r>
+      <w:proofErr w:type="spellStart"/>
+      <w:r>
+        <w:rPr>
+          <w:rFonts w:ascii="Arial" w:eastAsia="Times New Roman" w:hAnsi="Arial" w:cs="Arial"/>
+          <w:color w:val="0A0A0A"/>
+          <w:sz w:val="24"/>
+          <w:szCs w:val="24"/>
+          <w:lang w:eastAsia="pt-BR"/>
+        </w:rPr>
+        <w:t>Code</w:t>
+      </w:r>
+      <w:proofErr w:type="spellEnd"/>
+      <w:r>
+        <w:rPr>
+          <w:rFonts w:ascii="Arial" w:eastAsia="Times New Roman" w:hAnsi="Arial" w:cs="Arial"/>
+          <w:color w:val="0A0A0A"/>
+          <w:sz w:val="24"/>
+          <w:szCs w:val="24"/>
+          <w:lang w:eastAsia="pt-BR"/>
+        </w:rPr>
+        <w:t xml:space="preserve">, salve os arquivos, </w:t>
+      </w:r>
+      <w:r>
+        <w:rPr>
+          <w:rFonts w:ascii="Arial" w:eastAsia="Times New Roman" w:hAnsi="Arial" w:cs="Arial"/>
+          <w:b/>
+          <w:color w:val="0A0A0A"/>
+          <w:sz w:val="24"/>
+          <w:szCs w:val="24"/>
+          <w:lang w:eastAsia="pt-BR"/>
+        </w:rPr>
+        <w:t>faça um novo </w:t>
+      </w:r>
+      <w:proofErr w:type="spellStart"/>
+      <w:r>
+        <w:rPr>
+          <w:rFonts w:ascii="Courier New" w:eastAsia="Times New Roman" w:hAnsi="Courier New" w:cs="Courier New"/>
+          <w:b/>
+          <w:color w:val="0A0A0A"/>
+          <w:sz w:val="21"/>
+          <w:szCs w:val="21"/>
+          <w:bdr w:val="single" w:sz="6" w:space="0" w:color="F0F2F5" w:frame="1"/>
+          <w:shd w:val="clear" w:color="auto" w:fill="F0F2F5"/>
+          <w:lang w:eastAsia="pt-BR"/>
+        </w:rPr>
+        <w:t>git</w:t>
+      </w:r>
+      <w:proofErr w:type="spellEnd"/>
+      <w:r>
+        <w:rPr>
+          <w:rFonts w:ascii="Courier New" w:eastAsia="Times New Roman" w:hAnsi="Courier New" w:cs="Courier New"/>
+          <w:b/>
+          <w:color w:val="0A0A0A"/>
+          <w:sz w:val="21"/>
+          <w:szCs w:val="21"/>
+          <w:bdr w:val="single" w:sz="6" w:space="0" w:color="F0F2F5" w:frame="1"/>
+          <w:shd w:val="clear" w:color="auto" w:fill="F0F2F5"/>
+          <w:lang w:eastAsia="pt-BR"/>
+        </w:rPr>
+        <w:t xml:space="preserve"> </w:t>
+      </w:r>
+      <w:proofErr w:type="spellStart"/>
+      <w:proofErr w:type="gramStart"/>
+      <w:r>
+        <w:rPr>
+          <w:rFonts w:ascii="Courier New" w:eastAsia="Times New Roman" w:hAnsi="Courier New" w:cs="Courier New"/>
+          <w:b/>
+          <w:color w:val="0A0A0A"/>
+          <w:sz w:val="21"/>
+          <w:szCs w:val="21"/>
+          <w:bdr w:val="single" w:sz="6" w:space="0" w:color="F0F2F5" w:frame="1"/>
+          <w:shd w:val="clear" w:color="auto" w:fill="F0F2F5"/>
+          <w:lang w:eastAsia="pt-BR"/>
+        </w:rPr>
+        <w:t>add</w:t>
+      </w:r>
+      <w:proofErr w:type="spellEnd"/>
+      <w:r>
+        <w:rPr>
+          <w:rFonts w:ascii="Courier New" w:eastAsia="Times New Roman" w:hAnsi="Courier New" w:cs="Courier New"/>
+          <w:b/>
+          <w:color w:val="0A0A0A"/>
+          <w:sz w:val="21"/>
+          <w:szCs w:val="21"/>
+          <w:bdr w:val="single" w:sz="6" w:space="0" w:color="F0F2F5" w:frame="1"/>
+          <w:shd w:val="clear" w:color="auto" w:fill="F0F2F5"/>
+          <w:lang w:eastAsia="pt-BR"/>
+        </w:rPr>
+        <w:t xml:space="preserve"> .</w:t>
+      </w:r>
+      <w:proofErr w:type="gramEnd"/>
+      <w:r>
+        <w:rPr>
+          <w:rFonts w:ascii="Arial" w:eastAsia="Times New Roman" w:hAnsi="Arial" w:cs="Arial"/>
+          <w:b/>
+          <w:color w:val="0A0A0A"/>
+          <w:sz w:val="24"/>
+          <w:szCs w:val="24"/>
+          <w:lang w:eastAsia="pt-BR"/>
+        </w:rPr>
+        <w:t xml:space="preserve">  </w:t>
+      </w:r>
+    </w:p>
+    <w:p>
+      <w:pPr>
+        <w:numPr>
+          <w:ilvl w:val="1"/>
+          <w:numId w:val="4"/>
+        </w:numPr>
+        <w:shd w:val="clear" w:color="auto" w:fill="FFFFFF"/>
+        <w:spacing w:after="0" w:line="360" w:lineRule="atLeast"/>
+        <w:ind w:left="0"/>
+        <w:rPr>
+          <w:rFonts w:ascii="Arial" w:eastAsia="Times New Roman" w:hAnsi="Arial" w:cs="Arial"/>
+          <w:b/>
+          <w:color w:val="0A0A0A"/>
+          <w:sz w:val="24"/>
+          <w:szCs w:val="24"/>
+          <w:lang w:eastAsia="pt-BR"/>
+        </w:rPr>
+      </w:pPr>
+      <w:proofErr w:type="gramStart"/>
+      <w:r>
+        <w:rPr>
+          <w:rFonts w:ascii="Arial" w:eastAsia="Times New Roman" w:hAnsi="Arial" w:cs="Arial"/>
+          <w:b/>
+          <w:color w:val="0A0A0A"/>
+          <w:sz w:val="24"/>
+          <w:szCs w:val="24"/>
+          <w:lang w:eastAsia="pt-BR"/>
+        </w:rPr>
+        <w:t xml:space="preserve">e </w:t>
+      </w:r>
+      <w:r>
+        <w:rPr>
+          <w:rFonts w:ascii="Arial" w:eastAsia="Times New Roman" w:hAnsi="Arial" w:cs="Arial"/>
+          <w:b/>
+          <w:color w:val="0A0A0A"/>
+          <w:sz w:val="24"/>
+          <w:szCs w:val="24"/>
+          <w:lang w:eastAsia="pt-BR"/>
+        </w:rPr>
+        <w:t> </w:t>
+      </w:r>
+      <w:proofErr w:type="spellStart"/>
+      <w:r>
+        <w:rPr>
+          <w:rFonts w:ascii="Courier New" w:eastAsia="Times New Roman" w:hAnsi="Courier New" w:cs="Courier New"/>
+          <w:b/>
+          <w:color w:val="0A0A0A"/>
+          <w:sz w:val="21"/>
+          <w:szCs w:val="21"/>
+          <w:bdr w:val="single" w:sz="6" w:space="0" w:color="F0F2F5" w:frame="1"/>
+          <w:shd w:val="clear" w:color="auto" w:fill="F0F2F5"/>
+          <w:lang w:eastAsia="pt-BR"/>
+        </w:rPr>
+        <w:t>git</w:t>
+      </w:r>
+      <w:proofErr w:type="spellEnd"/>
+      <w:proofErr w:type="gramEnd"/>
+      <w:r>
+        <w:rPr>
+          <w:rFonts w:ascii="Courier New" w:eastAsia="Times New Roman" w:hAnsi="Courier New" w:cs="Courier New"/>
+          <w:b/>
+          <w:color w:val="0A0A0A"/>
+          <w:sz w:val="21"/>
+          <w:szCs w:val="21"/>
+          <w:bdr w:val="single" w:sz="6" w:space="0" w:color="F0F2F5" w:frame="1"/>
+          <w:shd w:val="clear" w:color="auto" w:fill="F0F2F5"/>
+          <w:lang w:eastAsia="pt-BR"/>
+        </w:rPr>
+        <w:t xml:space="preserve"> </w:t>
+      </w:r>
+      <w:proofErr w:type="spellStart"/>
+      <w:r>
+        <w:rPr>
+          <w:rFonts w:ascii="Courier New" w:eastAsia="Times New Roman" w:hAnsi="Courier New" w:cs="Courier New"/>
+          <w:b/>
+          <w:color w:val="0A0A0A"/>
+          <w:sz w:val="21"/>
+          <w:szCs w:val="21"/>
+          <w:bdr w:val="single" w:sz="6" w:space="0" w:color="F0F2F5" w:frame="1"/>
+          <w:shd w:val="clear" w:color="auto" w:fill="F0F2F5"/>
+          <w:lang w:eastAsia="pt-BR"/>
+        </w:rPr>
+        <w:t>commit</w:t>
+      </w:r>
+      <w:proofErr w:type="spellEnd"/>
+      <w:r>
+        <w:rPr>
+          <w:rFonts w:ascii="Courier New" w:eastAsia="Times New Roman" w:hAnsi="Courier New" w:cs="Courier New"/>
+          <w:b/>
+          <w:color w:val="0A0A0A"/>
+          <w:sz w:val="21"/>
+          <w:szCs w:val="21"/>
+          <w:bdr w:val="single" w:sz="6" w:space="0" w:color="F0F2F5" w:frame="1"/>
+          <w:shd w:val="clear" w:color="auto" w:fill="F0F2F5"/>
+          <w:lang w:eastAsia="pt-BR"/>
+        </w:rPr>
+        <w:t xml:space="preserve"> -m </w:t>
+      </w:r>
+      <w:r>
+        <w:rPr>
+          <w:rFonts w:ascii="Courier New" w:eastAsia="Times New Roman" w:hAnsi="Courier New" w:cs="Courier New"/>
+          <w:b/>
+          <w:color w:val="0A0A0A"/>
+          <w:sz w:val="24"/>
+          <w:szCs w:val="24"/>
+          <w:bdr w:val="single" w:sz="6" w:space="0" w:color="F0F2F5" w:frame="1"/>
+          <w:shd w:val="clear" w:color="auto" w:fill="F0F2F5"/>
+          <w:lang w:eastAsia="pt-BR"/>
+        </w:rPr>
+        <w:t>"resolvendo conflitos"</w:t>
+      </w:r>
+    </w:p>
+    <w:p>
+      <w:pPr>
+        <w:shd w:val="clear" w:color="auto" w:fill="FFFFFF"/>
+        <w:spacing w:after="0" w:line="360" w:lineRule="atLeast"/>
+        <w:rPr>
+          <w:rFonts w:ascii="Arial" w:eastAsia="Times New Roman" w:hAnsi="Arial" w:cs="Arial"/>
+          <w:b/>
+          <w:color w:val="0A0A0A"/>
+          <w:sz w:val="24"/>
+          <w:szCs w:val="24"/>
+          <w:lang w:eastAsia="pt-BR"/>
+        </w:rPr>
+      </w:pPr>
+    </w:p>
+    <w:p>
+      <w:pPr>
+        <w:pStyle w:val="PargrafodaLista"/>
+        <w:shd w:val="clear" w:color="auto" w:fill="FFFFFF"/>
+        <w:spacing w:after="0" w:line="360" w:lineRule="atLeast"/>
+        <w:ind w:left="0"/>
+        <w:rPr>
+          <w:rFonts w:ascii="Arial" w:eastAsia="Times New Roman" w:hAnsi="Arial" w:cs="Arial"/>
+          <w:b/>
+          <w:bCs/>
+          <w:color w:val="0A0A0A"/>
+          <w:sz w:val="24"/>
+          <w:szCs w:val="24"/>
+          <w:lang w:eastAsia="pt-BR"/>
+        </w:rPr>
+      </w:pPr>
+      <w:r>
+        <w:rPr>
+          <w:rFonts w:ascii="Arial" w:eastAsia="Times New Roman" w:hAnsi="Arial" w:cs="Arial"/>
+          <w:b/>
+          <w:bCs/>
+          <w:color w:val="0A0A0A"/>
+          <w:sz w:val="24"/>
+          <w:szCs w:val="24"/>
+          <w:lang w:eastAsia="pt-BR"/>
+        </w:rPr>
+        <w:t>Passo 2: Enviar seu trabalho atualizado</w:t>
+      </w:r>
+    </w:p>
+    <w:p>
+      <w:pPr>
+        <w:pStyle w:val="PargrafodaLista"/>
+        <w:numPr>
+          <w:ilvl w:val="0"/>
+          <w:numId w:val="4"/>
+        </w:numPr>
+        <w:shd w:val="clear" w:color="auto" w:fill="FFFFFF"/>
+        <w:tabs>
+          <w:tab w:val="clear" w:pos="720"/>
+        </w:tabs>
+        <w:spacing w:after="0" w:line="360" w:lineRule="atLeast"/>
+        <w:ind w:left="0"/>
+        <w:rPr>
+          <w:rFonts w:ascii="Arial" w:eastAsia="Times New Roman" w:hAnsi="Arial" w:cs="Arial"/>
+          <w:color w:val="0A0A0A"/>
+          <w:sz w:val="24"/>
+          <w:szCs w:val="24"/>
+          <w:lang w:eastAsia="pt-BR"/>
+        </w:rPr>
+      </w:pPr>
+      <w:r>
+        <w:rPr>
+          <w:rFonts w:ascii="Arial" w:eastAsia="Times New Roman" w:hAnsi="Arial" w:cs="Arial"/>
+          <w:color w:val="0A0A0A"/>
+          <w:sz w:val="24"/>
+          <w:szCs w:val="24"/>
+          <w:lang w:eastAsia="pt-BR"/>
+        </w:rPr>
+        <w:t>Com o computador e o GitHub agora totalmente sincronizados, o seu envio passará direto:</w:t>
+      </w:r>
+    </w:p>
+    <w:p>
+      <w:pPr>
+        <w:pStyle w:val="PargrafodaLista"/>
+        <w:numPr>
+          <w:ilvl w:val="0"/>
+          <w:numId w:val="4"/>
+        </w:numPr>
+        <w:shd w:val="clear" w:color="auto" w:fill="F0F2F5"/>
+        <w:tabs>
+          <w:tab w:val="clear" w:pos="720"/>
+        </w:tabs>
+        <w:spacing w:after="0" w:line="390" w:lineRule="atLeast"/>
+        <w:ind w:left="0"/>
+        <w:rPr>
+          <w:rFonts w:ascii="Arial" w:eastAsia="Times New Roman" w:hAnsi="Arial" w:cs="Arial"/>
+          <w:color w:val="0A0A0A"/>
+          <w:sz w:val="20"/>
+          <w:szCs w:val="20"/>
+          <w:lang w:eastAsia="pt-BR"/>
+        </w:rPr>
+      </w:pPr>
+      <w:proofErr w:type="spellStart"/>
+      <w:proofErr w:type="gramStart"/>
+      <w:r>
+        <w:rPr>
+          <w:rFonts w:ascii="Arial" w:eastAsia="Times New Roman" w:hAnsi="Arial" w:cs="Arial"/>
+          <w:color w:val="0A0A0A"/>
+          <w:sz w:val="20"/>
+          <w:szCs w:val="20"/>
+          <w:lang w:eastAsia="pt-BR"/>
+        </w:rPr>
+        <w:t>bash</w:t>
+      </w:r>
+      <w:proofErr w:type="spellEnd"/>
+      <w:proofErr w:type="gramEnd"/>
+    </w:p>
+    <w:p>
+      <w:pPr>
+        <w:pStyle w:val="PargrafodaLista"/>
+        <w:numPr>
+          <w:ilvl w:val="0"/>
+          <w:numId w:val="4"/>
+        </w:numPr>
+        <w:shd w:val="clear" w:color="auto" w:fill="F0F2F5"/>
+        <w:tabs>
+          <w:tab w:val="clear" w:pos="720"/>
+          <w:tab w:val="left" w:pos="916"/>
+          <w:tab w:val="left" w:pos="1832"/>
+          <w:tab w:val="left" w:pos="2748"/>
+          <w:tab w:val="left" w:pos="3664"/>
+          <w:tab w:val="left" w:pos="4580"/>
+          <w:tab w:val="left" w:pos="5496"/>
+          <w:tab w:val="left" w:pos="6412"/>
+          <w:tab w:val="left" w:pos="7328"/>
+          <w:tab w:val="left" w:pos="8244"/>
+          <w:tab w:val="left" w:pos="9160"/>
+          <w:tab w:val="left" w:pos="10076"/>
+          <w:tab w:val="left" w:pos="10992"/>
+          <w:tab w:val="left" w:pos="11908"/>
+          <w:tab w:val="left" w:pos="12824"/>
+          <w:tab w:val="left" w:pos="13740"/>
+          <w:tab w:val="left" w:pos="14656"/>
+        </w:tabs>
+        <w:spacing w:after="0" w:line="330" w:lineRule="atLeast"/>
+        <w:ind w:left="0"/>
+        <w:rPr>
+          <w:rFonts w:ascii="Courier New" w:eastAsia="Times New Roman" w:hAnsi="Courier New" w:cs="Courier New"/>
+          <w:b/>
+          <w:color w:val="0A0A0A"/>
+          <w:sz w:val="24"/>
+          <w:szCs w:val="24"/>
+          <w:lang w:eastAsia="pt-BR"/>
+        </w:rPr>
+      </w:pPr>
+      <w:proofErr w:type="spellStart"/>
+      <w:proofErr w:type="gramStart"/>
+      <w:r>
+        <w:rPr>
+          <w:rFonts w:ascii="Courier New" w:eastAsia="Times New Roman" w:hAnsi="Courier New" w:cs="Courier New"/>
+          <w:b/>
+          <w:color w:val="0A0A0A"/>
+          <w:sz w:val="24"/>
+          <w:szCs w:val="24"/>
+          <w:lang w:eastAsia="pt-BR"/>
+        </w:rPr>
+        <w:t>git</w:t>
+      </w:r>
+      <w:proofErr w:type="spellEnd"/>
+      <w:proofErr w:type="gramEnd"/>
+      <w:r>
+        <w:rPr>
+          <w:rFonts w:ascii="Courier New" w:eastAsia="Times New Roman" w:hAnsi="Courier New" w:cs="Courier New"/>
+          <w:b/>
+          <w:color w:val="0A0A0A"/>
+          <w:sz w:val="24"/>
+          <w:szCs w:val="24"/>
+          <w:lang w:eastAsia="pt-BR"/>
+        </w:rPr>
+        <w:t xml:space="preserve"> </w:t>
+      </w:r>
+      <w:proofErr w:type="spellStart"/>
+      <w:r>
+        <w:rPr>
+          <w:rFonts w:ascii="Courier New" w:eastAsia="Times New Roman" w:hAnsi="Courier New" w:cs="Courier New"/>
+          <w:b/>
+          <w:color w:val="0A0A0A"/>
+          <w:sz w:val="24"/>
+          <w:szCs w:val="24"/>
+          <w:lang w:eastAsia="pt-BR"/>
+        </w:rPr>
+        <w:t>push</w:t>
+      </w:r>
+      <w:proofErr w:type="spellEnd"/>
+      <w:r>
+        <w:rPr>
+          <w:rFonts w:ascii="Courier New" w:eastAsia="Times New Roman" w:hAnsi="Courier New" w:cs="Courier New"/>
+          <w:b/>
+          <w:color w:val="0A0A0A"/>
+          <w:sz w:val="24"/>
+          <w:szCs w:val="24"/>
+          <w:lang w:eastAsia="pt-BR"/>
+        </w:rPr>
+        <w:t xml:space="preserve"> </w:t>
+      </w:r>
+      <w:proofErr w:type="spellStart"/>
+      <w:r>
+        <w:rPr>
+          <w:rFonts w:ascii="Courier New" w:eastAsia="Times New Roman" w:hAnsi="Courier New" w:cs="Courier New"/>
+          <w:b/>
+          <w:color w:val="0A0A0A"/>
+          <w:sz w:val="24"/>
+          <w:szCs w:val="24"/>
+          <w:lang w:eastAsia="pt-BR"/>
+        </w:rPr>
+        <w:t>origin</w:t>
+      </w:r>
+      <w:proofErr w:type="spellEnd"/>
+      <w:r>
+        <w:rPr>
+          <w:rFonts w:ascii="Courier New" w:eastAsia="Times New Roman" w:hAnsi="Courier New" w:cs="Courier New"/>
+          <w:b/>
+          <w:color w:val="0A0A0A"/>
+          <w:sz w:val="24"/>
+          <w:szCs w:val="24"/>
+          <w:lang w:eastAsia="pt-BR"/>
+        </w:rPr>
+        <w:t xml:space="preserve"> trabalhos-uc2</w:t>
+      </w:r>
+    </w:p>
+    <w:p>
+      <w:pPr>
+        <w:pStyle w:val="PargrafodaLista"/>
+        <w:numPr>
+          <w:ilvl w:val="0"/>
+          <w:numId w:val="4"/>
+        </w:numPr>
+        <w:shd w:val="clear" w:color="auto" w:fill="F0F2F5"/>
+        <w:tabs>
+          <w:tab w:val="clear" w:pos="720"/>
+          <w:tab w:val="left" w:pos="916"/>
+          <w:tab w:val="left" w:pos="1832"/>
+          <w:tab w:val="left" w:pos="2748"/>
+          <w:tab w:val="left" w:pos="3664"/>
+          <w:tab w:val="left" w:pos="4580"/>
+          <w:tab w:val="left" w:pos="5496"/>
+          <w:tab w:val="left" w:pos="6412"/>
+          <w:tab w:val="left" w:pos="7328"/>
+          <w:tab w:val="left" w:pos="8244"/>
+          <w:tab w:val="left" w:pos="9160"/>
+          <w:tab w:val="left" w:pos="10076"/>
+          <w:tab w:val="left" w:pos="10992"/>
+          <w:tab w:val="left" w:pos="11908"/>
+          <w:tab w:val="left" w:pos="12824"/>
+          <w:tab w:val="left" w:pos="13740"/>
+          <w:tab w:val="left" w:pos="14656"/>
+        </w:tabs>
+        <w:spacing w:after="0" w:line="330" w:lineRule="atLeast"/>
+        <w:ind w:left="0"/>
+        <w:rPr>
+          <w:rFonts w:ascii="Courier New" w:eastAsia="Times New Roman" w:hAnsi="Courier New" w:cs="Courier New"/>
+          <w:b/>
+          <w:color w:val="0A0A0A"/>
+          <w:sz w:val="24"/>
+          <w:szCs w:val="24"/>
+          <w:lang w:eastAsia="pt-BR"/>
+        </w:rPr>
+      </w:pPr>
+      <w:r>
+        <w:rPr>
+          <w:rFonts w:ascii="Courier New" w:eastAsia="Times New Roman" w:hAnsi="Courier New" w:cs="Courier New"/>
+          <w:b/>
+          <w:color w:val="0A0A0A"/>
+          <w:sz w:val="24"/>
+          <w:szCs w:val="24"/>
+          <w:lang w:eastAsia="pt-BR"/>
+        </w:rPr>
+        <w:t>=============================================</w:t>
+      </w:r>
+      <w:bookmarkStart w:id="0" w:name="_GoBack"/>
+      <w:bookmarkEnd w:id="0"/>
+    </w:p>
+    <w:p>
+      <w:pPr>
+        <w:shd w:val="clear" w:color="auto" w:fill="FFFFFF"/>
+        <w:spacing w:after="0" w:line="360" w:lineRule="atLeast"/>
+        <w:rPr>
+          <w:rFonts w:ascii="Arial" w:eastAsia="Times New Roman" w:hAnsi="Arial" w:cs="Arial"/>
+          <w:b/>
+          <w:color w:val="0A0A0A"/>
+          <w:sz w:val="24"/>
+          <w:szCs w:val="24"/>
+          <w:lang w:eastAsia="pt-BR"/>
+        </w:rPr>
+      </w:pPr>
     </w:p>
     <w:p/>
     <w:sectPr>
       <w:pgSz w:w="11906" w:h="16838"/>
-      <w:pgMar w:top="1135" w:right="1701" w:bottom="1417" w:left="1701" w:header="708" w:footer="708" w:gutter="0"/>
+      <w:pgMar w:top="709" w:right="991" w:bottom="709" w:left="993" w:header="708" w:footer="708" w:gutter="0"/>
       <w:cols w:space="708"/>
       <w:docGrid w:linePitch="360"/>
     </w:sectPr>
@@ -4674,6 +5973,155 @@
     </w:lvl>
   </w:abstractNum>
   <w:abstractNum w:abstractNumId="1" w15:restartNumberingAfterBreak="0">
+    <w:nsid w:val="58D64BCE"/>
+    <w:multiLevelType w:val="multilevel"/>
+    <w:tmpl w:val="D8D851EA"/>
+    <w:lvl w:ilvl="0">
+      <w:start w:val="1"/>
+      <w:numFmt w:val="bullet"/>
+      <w:lvlText w:val=""/>
+      <w:lvlJc w:val="left"/>
+      <w:pPr>
+        <w:tabs>
+          <w:tab w:val="num" w:pos="720"/>
+        </w:tabs>
+        <w:ind w:left="720" w:hanging="360"/>
+      </w:pPr>
+      <w:rPr>
+        <w:rFonts w:ascii="Symbol" w:hAnsi="Symbol" w:hint="default"/>
+        <w:sz w:val="20"/>
+      </w:rPr>
+    </w:lvl>
+    <w:lvl w:ilvl="1">
+      <w:start w:val="1"/>
+      <w:numFmt w:val="bullet"/>
+      <w:lvlText w:val="o"/>
+      <w:lvlJc w:val="left"/>
+      <w:pPr>
+        <w:tabs>
+          <w:tab w:val="num" w:pos="1440"/>
+        </w:tabs>
+        <w:ind w:left="1440" w:hanging="360"/>
+      </w:pPr>
+      <w:rPr>
+        <w:rFonts w:ascii="Courier New" w:hAnsi="Courier New" w:hint="default"/>
+        <w:sz w:val="20"/>
+      </w:rPr>
+    </w:lvl>
+    <w:lvl w:ilvl="2" w:tentative="1">
+      <w:start w:val="1"/>
+      <w:numFmt w:val="bullet"/>
+      <w:lvlText w:val=""/>
+      <w:lvlJc w:val="left"/>
+      <w:pPr>
+        <w:tabs>
+          <w:tab w:val="num" w:pos="2160"/>
+        </w:tabs>
+        <w:ind w:left="2160" w:hanging="360"/>
+      </w:pPr>
+      <w:rPr>
+        <w:rFonts w:ascii="Wingdings" w:hAnsi="Wingdings" w:hint="default"/>
+        <w:sz w:val="20"/>
+      </w:rPr>
+    </w:lvl>
+    <w:lvl w:ilvl="3" w:tentative="1">
+      <w:start w:val="1"/>
+      <w:numFmt w:val="bullet"/>
+      <w:lvlText w:val=""/>
+      <w:lvlJc w:val="left"/>
+      <w:pPr>
+        <w:tabs>
+          <w:tab w:val="num" w:pos="2880"/>
+        </w:tabs>
+        <w:ind w:left="2880" w:hanging="360"/>
+      </w:pPr>
+      <w:rPr>
+        <w:rFonts w:ascii="Wingdings" w:hAnsi="Wingdings" w:hint="default"/>
+        <w:sz w:val="20"/>
+      </w:rPr>
+    </w:lvl>
+    <w:lvl w:ilvl="4" w:tentative="1">
+      <w:start w:val="1"/>
+      <w:numFmt w:val="bullet"/>
+      <w:lvlText w:val=""/>
+      <w:lvlJc w:val="left"/>
+      <w:pPr>
+        <w:tabs>
+          <w:tab w:val="num" w:pos="3600"/>
+        </w:tabs>
+        <w:ind w:left="3600" w:hanging="360"/>
+      </w:pPr>
+      <w:rPr>
+        <w:rFonts w:ascii="Wingdings" w:hAnsi="Wingdings" w:hint="default"/>
+        <w:sz w:val="20"/>
+      </w:rPr>
+    </w:lvl>
+    <w:lvl w:ilvl="5" w:tentative="1">
+      <w:start w:val="1"/>
+      <w:numFmt w:val="bullet"/>
+      <w:lvlText w:val=""/>
+      <w:lvlJc w:val="left"/>
+      <w:pPr>
+        <w:tabs>
+          <w:tab w:val="num" w:pos="4320"/>
+        </w:tabs>
+        <w:ind w:left="4320" w:hanging="360"/>
+      </w:pPr>
+      <w:rPr>
+        <w:rFonts w:ascii="Wingdings" w:hAnsi="Wingdings" w:hint="default"/>
+        <w:sz w:val="20"/>
+      </w:rPr>
+    </w:lvl>
+    <w:lvl w:ilvl="6" w:tentative="1">
+      <w:start w:val="1"/>
+      <w:numFmt w:val="bullet"/>
+      <w:lvlText w:val=""/>
+      <w:lvlJc w:val="left"/>
+      <w:pPr>
+        <w:tabs>
+          <w:tab w:val="num" w:pos="5040"/>
+        </w:tabs>
+        <w:ind w:left="5040" w:hanging="360"/>
+      </w:pPr>
+      <w:rPr>
+        <w:rFonts w:ascii="Wingdings" w:hAnsi="Wingdings" w:hint="default"/>
+        <w:sz w:val="20"/>
+      </w:rPr>
+    </w:lvl>
+    <w:lvl w:ilvl="7" w:tentative="1">
+      <w:start w:val="1"/>
+      <w:numFmt w:val="bullet"/>
+      <w:lvlText w:val=""/>
+      <w:lvlJc w:val="left"/>
+      <w:pPr>
+        <w:tabs>
+          <w:tab w:val="num" w:pos="5760"/>
+        </w:tabs>
+        <w:ind w:left="5760" w:hanging="360"/>
+      </w:pPr>
+      <w:rPr>
+        <w:rFonts w:ascii="Wingdings" w:hAnsi="Wingdings" w:hint="default"/>
+        <w:sz w:val="20"/>
+      </w:rPr>
+    </w:lvl>
+    <w:lvl w:ilvl="8" w:tentative="1">
+      <w:start w:val="1"/>
+      <w:numFmt w:val="bullet"/>
+      <w:lvlText w:val=""/>
+      <w:lvlJc w:val="left"/>
+      <w:pPr>
+        <w:tabs>
+          <w:tab w:val="num" w:pos="6480"/>
+        </w:tabs>
+        <w:ind w:left="6480" w:hanging="360"/>
+      </w:pPr>
+      <w:rPr>
+        <w:rFonts w:ascii="Wingdings" w:hAnsi="Wingdings" w:hint="default"/>
+        <w:sz w:val="20"/>
+      </w:rPr>
+    </w:lvl>
+  </w:abstractNum>
+  <w:abstractNum w:abstractNumId="2" w15:restartNumberingAfterBreak="0">
     <w:nsid w:val="5DF96868"/>
     <w:multiLevelType w:val="multilevel"/>
     <w:tmpl w:val="6C488B54"/>
@@ -4822,7 +6270,7 @@
       </w:rPr>
     </w:lvl>
   </w:abstractNum>
-  <w:abstractNum w:abstractNumId="2" w15:restartNumberingAfterBreak="0">
+  <w:abstractNum w:abstractNumId="3" w15:restartNumberingAfterBreak="0">
     <w:nsid w:val="6DDC7249"/>
     <w:multiLevelType w:val="multilevel"/>
     <w:tmpl w:val="465ED890"/>
@@ -4943,10 +6391,13 @@
     <w:abstractNumId w:val="0"/>
   </w:num>
   <w:num w:numId="2">
-    <w:abstractNumId w:val="1"/>
+    <w:abstractNumId w:val="2"/>
   </w:num>
   <w:num w:numId="3">
-    <w:abstractNumId w:val="2"/>
+    <w:abstractNumId w:val="3"/>
+  </w:num>
+  <w:num w:numId="4">
+    <w:abstractNumId w:val="1"/>
   </w:num>
 </w:numbering>
 </file>
@@ -5481,6 +6932,38 @@
       <w:iCs/>
     </w:rPr>
   </w:style>
+  <w:style w:type="character" w:customStyle="1" w:styleId="undefined">
+    <w:name w:val="undefined"/>
+    <w:basedOn w:val="Fontepargpadro"/>
+    <w:rsid w:val="00BD2BB4"/>
+  </w:style>
+  <w:style w:type="character" w:customStyle="1" w:styleId="t286pc">
+    <w:name w:val="t286pc"/>
+    <w:basedOn w:val="Fontepargpadro"/>
+    <w:rsid w:val="00BD2BB4"/>
+  </w:style>
+  <w:style w:type="character" w:styleId="Forte">
+    <w:name w:val="Strong"/>
+    <w:basedOn w:val="Fontepargpadro"/>
+    <w:uiPriority w:val="22"/>
+    <w:qFormat/>
+    <w:rsid w:val="00BD2BB4"/>
+    <w:rPr>
+      <w:b/>
+      <w:bCs/>
+    </w:rPr>
+  </w:style>
+  <w:style w:type="paragraph" w:styleId="PargrafodaLista">
+    <w:name w:val="List Paragraph"/>
+    <w:basedOn w:val="Normal"/>
+    <w:uiPriority w:val="34"/>
+    <w:qFormat/>
+    <w:rsid w:val="00507053"/>
+    <w:pPr>
+      <w:ind w:left="720"/>
+      <w:contextualSpacing/>
+    </w:pPr>
+  </w:style>
 </w:styles>
 </file>
 
